--- a/Dokumentacija/D05_Arh_projekat.docx
+++ b/Dokumentacija/D05_Arh_projekat.docx
@@ -213,12 +213,6 @@
             <w:insideH w:val="single" w:color="auto" w:sz="6" w:space="0"/>
             <w:insideV w:val="single" w:color="auto" w:sz="6" w:space="0"/>
           </w:tblBorders>
-          <w:tblCellMar>
-            <w:top w:w="0" w:type="dxa"/>
-            <w:left w:w="108" w:type="dxa"/>
-            <w:bottom w:w="0" w:type="dxa"/>
-            <w:right w:w="108" w:type="dxa"/>
-          </w:tblCellMar>
         </w:tblPrEx>
         <w:tc>
           <w:tcPr>
@@ -658,8 +652,6 @@
           <w:tab w:val="right" w:leader="dot" w:pos="9360"/>
         </w:tabs>
       </w:pPr>
-      <w:bookmarkStart w:id="54" w:name="_GoBack"/>
-      <w:bookmarkEnd w:id="54"/>
       <w:r>
         <w:rPr>
           <w:b/>
@@ -694,7 +686,7 @@
         <w:fldChar w:fldCharType="begin"/>
       </w:r>
       <w:r>
-        <w:instrText xml:space="preserve"> PAGEREF _Toc10263 \h </w:instrText>
+        <w:instrText xml:space="preserve"> PAGEREF _Toc13020 \h </w:instrText>
       </w:r>
       <w:r>
         <w:fldChar w:fldCharType="separate"/>
@@ -726,7 +718,7 @@
         <w:fldChar w:fldCharType="begin"/>
       </w:r>
       <w:r>
-        <w:instrText xml:space="preserve"> PAGEREF _Toc21773 \h </w:instrText>
+        <w:instrText xml:space="preserve"> PAGEREF _Toc4027 \h </w:instrText>
       </w:r>
       <w:r>
         <w:fldChar w:fldCharType="separate"/>
@@ -758,7 +750,7 @@
         <w:fldChar w:fldCharType="begin"/>
       </w:r>
       <w:r>
-        <w:instrText xml:space="preserve"> PAGEREF _Toc17918 \h </w:instrText>
+        <w:instrText xml:space="preserve"> PAGEREF _Toc11944 \h </w:instrText>
       </w:r>
       <w:r>
         <w:fldChar w:fldCharType="separate"/>
@@ -790,7 +782,7 @@
         <w:fldChar w:fldCharType="begin"/>
       </w:r>
       <w:r>
-        <w:instrText xml:space="preserve"> PAGEREF _Toc32158 \h </w:instrText>
+        <w:instrText xml:space="preserve"> PAGEREF _Toc15479 \h </w:instrText>
       </w:r>
       <w:r>
         <w:fldChar w:fldCharType="separate"/>
@@ -822,7 +814,7 @@
         <w:fldChar w:fldCharType="begin"/>
       </w:r>
       <w:r>
-        <w:instrText xml:space="preserve"> PAGEREF _Toc8592 \h </w:instrText>
+        <w:instrText xml:space="preserve"> PAGEREF _Toc29114 \h </w:instrText>
       </w:r>
       <w:r>
         <w:fldChar w:fldCharType="separate"/>
@@ -854,7 +846,7 @@
         <w:fldChar w:fldCharType="begin"/>
       </w:r>
       <w:r>
-        <w:instrText xml:space="preserve"> PAGEREF _Toc22198 \h </w:instrText>
+        <w:instrText xml:space="preserve"> PAGEREF _Toc6795 \h </w:instrText>
       </w:r>
       <w:r>
         <w:fldChar w:fldCharType="separate"/>
@@ -886,7 +878,7 @@
         <w:fldChar w:fldCharType="begin"/>
       </w:r>
       <w:r>
-        <w:instrText xml:space="preserve"> PAGEREF _Toc4099 \h </w:instrText>
+        <w:instrText xml:space="preserve"> PAGEREF _Toc22581 \h </w:instrText>
       </w:r>
       <w:r>
         <w:fldChar w:fldCharType="separate"/>
@@ -918,7 +910,7 @@
         <w:fldChar w:fldCharType="begin"/>
       </w:r>
       <w:r>
-        <w:instrText xml:space="preserve"> PAGEREF _Toc26320 \h </w:instrText>
+        <w:instrText xml:space="preserve"> PAGEREF _Toc273 \h </w:instrText>
       </w:r>
       <w:r>
         <w:fldChar w:fldCharType="separate"/>
@@ -957,7 +949,7 @@
         <w:fldChar w:fldCharType="begin"/>
       </w:r>
       <w:r>
-        <w:instrText xml:space="preserve"> PAGEREF _Toc29563 \h </w:instrText>
+        <w:instrText xml:space="preserve"> PAGEREF _Toc610 \h </w:instrText>
       </w:r>
       <w:r>
         <w:fldChar w:fldCharType="separate"/>
@@ -996,7 +988,7 @@
         <w:fldChar w:fldCharType="begin"/>
       </w:r>
       <w:r>
-        <w:instrText xml:space="preserve"> PAGEREF _Toc3762 \h </w:instrText>
+        <w:instrText xml:space="preserve"> PAGEREF _Toc26229 \h </w:instrText>
       </w:r>
       <w:r>
         <w:fldChar w:fldCharType="separate"/>
@@ -1035,7 +1027,7 @@
         <w:fldChar w:fldCharType="begin"/>
       </w:r>
       <w:r>
-        <w:instrText xml:space="preserve"> PAGEREF _Toc23570 \h </w:instrText>
+        <w:instrText xml:space="preserve"> PAGEREF _Toc12055 \h </w:instrText>
       </w:r>
       <w:r>
         <w:fldChar w:fldCharType="separate"/>
@@ -1074,7 +1066,7 @@
         <w:fldChar w:fldCharType="begin"/>
       </w:r>
       <w:r>
-        <w:instrText xml:space="preserve"> PAGEREF _Toc11987 \h </w:instrText>
+        <w:instrText xml:space="preserve"> PAGEREF _Toc12236 \h </w:instrText>
       </w:r>
       <w:r>
         <w:fldChar w:fldCharType="separate"/>
@@ -1113,7 +1105,7 @@
         <w:fldChar w:fldCharType="begin"/>
       </w:r>
       <w:r>
-        <w:instrText xml:space="preserve"> PAGEREF _Toc32287 \h </w:instrText>
+        <w:instrText xml:space="preserve"> PAGEREF _Toc12878 \h </w:instrText>
       </w:r>
       <w:r>
         <w:fldChar w:fldCharType="separate"/>
@@ -1152,7 +1144,7 @@
         <w:fldChar w:fldCharType="begin"/>
       </w:r>
       <w:r>
-        <w:instrText xml:space="preserve"> PAGEREF _Toc4350 \h </w:instrText>
+        <w:instrText xml:space="preserve"> PAGEREF _Toc8085 \h </w:instrText>
       </w:r>
       <w:r>
         <w:fldChar w:fldCharType="separate"/>
@@ -1191,7 +1183,7 @@
         <w:fldChar w:fldCharType="begin"/>
       </w:r>
       <w:r>
-        <w:instrText xml:space="preserve"> PAGEREF _Toc4043 \h </w:instrText>
+        <w:instrText xml:space="preserve"> PAGEREF _Toc12616 \h </w:instrText>
       </w:r>
       <w:r>
         <w:fldChar w:fldCharType="separate"/>
@@ -1230,7 +1222,7 @@
         <w:fldChar w:fldCharType="begin"/>
       </w:r>
       <w:r>
-        <w:instrText xml:space="preserve"> PAGEREF _Toc28 \h </w:instrText>
+        <w:instrText xml:space="preserve"> PAGEREF _Toc1992 \h </w:instrText>
       </w:r>
       <w:r>
         <w:fldChar w:fldCharType="separate"/>
@@ -1269,7 +1261,7 @@
         <w:fldChar w:fldCharType="begin"/>
       </w:r>
       <w:r>
-        <w:instrText xml:space="preserve"> PAGEREF _Toc28719 \h </w:instrText>
+        <w:instrText xml:space="preserve"> PAGEREF _Toc22771 \h </w:instrText>
       </w:r>
       <w:r>
         <w:fldChar w:fldCharType="separate"/>
@@ -1308,7 +1300,7 @@
         <w:fldChar w:fldCharType="begin"/>
       </w:r>
       <w:r>
-        <w:instrText xml:space="preserve"> PAGEREF _Toc1870 \h </w:instrText>
+        <w:instrText xml:space="preserve"> PAGEREF _Toc16674 \h </w:instrText>
       </w:r>
       <w:r>
         <w:fldChar w:fldCharType="separate"/>
@@ -1347,7 +1339,7 @@
         <w:fldChar w:fldCharType="begin"/>
       </w:r>
       <w:r>
-        <w:instrText xml:space="preserve"> PAGEREF _Toc19609 \h </w:instrText>
+        <w:instrText xml:space="preserve"> PAGEREF _Toc10356 \h </w:instrText>
       </w:r>
       <w:r>
         <w:fldChar w:fldCharType="separate"/>
@@ -1386,7 +1378,7 @@
         <w:fldChar w:fldCharType="begin"/>
       </w:r>
       <w:r>
-        <w:instrText xml:space="preserve"> PAGEREF _Toc23220 \h </w:instrText>
+        <w:instrText xml:space="preserve"> PAGEREF _Toc14863 \h </w:instrText>
       </w:r>
       <w:r>
         <w:fldChar w:fldCharType="separate"/>
@@ -1425,7 +1417,7 @@
         <w:fldChar w:fldCharType="begin"/>
       </w:r>
       <w:r>
-        <w:instrText xml:space="preserve"> PAGEREF _Toc23711 \h </w:instrText>
+        <w:instrText xml:space="preserve"> PAGEREF _Toc30974 \h </w:instrText>
       </w:r>
       <w:r>
         <w:fldChar w:fldCharType="separate"/>
@@ -1464,7 +1456,7 @@
         <w:fldChar w:fldCharType="begin"/>
       </w:r>
       <w:r>
-        <w:instrText xml:space="preserve"> PAGEREF _Toc16281 \h </w:instrText>
+        <w:instrText xml:space="preserve"> PAGEREF _Toc16800 \h </w:instrText>
       </w:r>
       <w:r>
         <w:fldChar w:fldCharType="separate"/>
@@ -1496,7 +1488,7 @@
         <w:fldChar w:fldCharType="begin"/>
       </w:r>
       <w:r>
-        <w:instrText xml:space="preserve"> PAGEREF _Toc21548 \h </w:instrText>
+        <w:instrText xml:space="preserve"> PAGEREF _Toc30044 \h </w:instrText>
       </w:r>
       <w:r>
         <w:fldChar w:fldCharType="separate"/>
@@ -1528,7 +1520,7 @@
         <w:fldChar w:fldCharType="begin"/>
       </w:r>
       <w:r>
-        <w:instrText xml:space="preserve"> PAGEREF _Toc14046 \h </w:instrText>
+        <w:instrText xml:space="preserve"> PAGEREF _Toc5997 \h </w:instrText>
       </w:r>
       <w:r>
         <w:fldChar w:fldCharType="separate"/>
@@ -1560,7 +1552,7 @@
         <w:fldChar w:fldCharType="begin"/>
       </w:r>
       <w:r>
-        <w:instrText xml:space="preserve"> PAGEREF _Toc25269 \h </w:instrText>
+        <w:instrText xml:space="preserve"> PAGEREF _Toc1757 \h </w:instrText>
       </w:r>
       <w:r>
         <w:fldChar w:fldCharType="separate"/>
@@ -1592,7 +1584,7 @@
         <w:fldChar w:fldCharType="begin"/>
       </w:r>
       <w:r>
-        <w:instrText xml:space="preserve"> PAGEREF _Toc983 \h </w:instrText>
+        <w:instrText xml:space="preserve"> PAGEREF _Toc20311 \h </w:instrText>
       </w:r>
       <w:r>
         <w:fldChar w:fldCharType="separate"/>
@@ -1624,7 +1616,7 @@
         <w:fldChar w:fldCharType="begin"/>
       </w:r>
       <w:r>
-        <w:instrText xml:space="preserve"> PAGEREF _Toc4394 \h </w:instrText>
+        <w:instrText xml:space="preserve"> PAGEREF _Toc10876 \h </w:instrText>
       </w:r>
       <w:r>
         <w:fldChar w:fldCharType="separate"/>
@@ -1663,7 +1655,7 @@
         <w:fldChar w:fldCharType="begin"/>
       </w:r>
       <w:r>
-        <w:instrText xml:space="preserve"> PAGEREF _Toc15098 \h </w:instrText>
+        <w:instrText xml:space="preserve"> PAGEREF _Toc20610 \h </w:instrText>
       </w:r>
       <w:r>
         <w:fldChar w:fldCharType="separate"/>
@@ -1702,7 +1694,7 @@
         <w:fldChar w:fldCharType="begin"/>
       </w:r>
       <w:r>
-        <w:instrText xml:space="preserve"> PAGEREF _Toc7267 \h </w:instrText>
+        <w:instrText xml:space="preserve"> PAGEREF _Toc30849 \h </w:instrText>
       </w:r>
       <w:r>
         <w:fldChar w:fldCharType="separate"/>
@@ -1735,7 +1727,7 @@
         <w:fldChar w:fldCharType="begin"/>
       </w:r>
       <w:r>
-        <w:instrText xml:space="preserve"> PAGEREF _Toc7946 \h </w:instrText>
+        <w:instrText xml:space="preserve"> PAGEREF _Toc12547 \h </w:instrText>
       </w:r>
       <w:r>
         <w:fldChar w:fldCharType="separate"/>
@@ -1767,7 +1759,7 @@
         <w:fldChar w:fldCharType="begin"/>
       </w:r>
       <w:r>
-        <w:instrText xml:space="preserve"> PAGEREF _Toc6177 \h </w:instrText>
+        <w:instrText xml:space="preserve"> PAGEREF _Toc14827 \h </w:instrText>
       </w:r>
       <w:r>
         <w:fldChar w:fldCharType="separate"/>
@@ -1799,7 +1791,7 @@
         <w:fldChar w:fldCharType="begin"/>
       </w:r>
       <w:r>
-        <w:instrText xml:space="preserve"> PAGEREF _Toc2217 \h </w:instrText>
+        <w:instrText xml:space="preserve"> PAGEREF _Toc31765 \h </w:instrText>
       </w:r>
       <w:r>
         <w:fldChar w:fldCharType="separate"/>
@@ -1831,91 +1823,7 @@
         <w:fldChar w:fldCharType="begin"/>
       </w:r>
       <w:r>
-        <w:instrText xml:space="preserve"> PAGEREF _Toc18132 \h </w:instrText>
-      </w:r>
-      <w:r>
-        <w:fldChar w:fldCharType="separate"/>
-      </w:r>
-      <w:r>
-        <w:t>10</w:t>
-      </w:r>
-      <w:r>
-        <w:fldChar w:fldCharType="end"/>
-      </w:r>
-    </w:p>
-    <w:p>
-      <w:pPr>
-        <w:pStyle w:val="33"/>
-        <w:tabs>
-          <w:tab w:val="right" w:leader="dot" w:pos="9360"/>
-          <w:tab w:val="right" w:pos="11200"/>
-        </w:tabs>
-      </w:pPr>
-      <w:r>
-        <w:rPr>
-          <w:rFonts w:hint="default" w:ascii="Times New Roman" w:hAnsi="Times New Roman" w:eastAsia="SimSun" w:cs="Times New Roman"/>
-          <w:i w:val="0"/>
-          <w:iCs w:val="0"/>
-          <w:szCs w:val="20"/>
-        </w:rPr>
-        <w:t xml:space="preserve">Proces koji prikazuje korisnički interfejs (Angular SPA). Učitava rute/komponente, izvršava validacije </w:t>
-      </w:r>
-      <w:r>
-        <w:rPr>
-          <w:rFonts w:hint="default" w:ascii="Times New Roman" w:hAnsi="Times New Roman" w:eastAsia="SimSun" w:cs="Times New Roman"/>
-          <w:i w:val="0"/>
-          <w:iCs w:val="0"/>
-          <w:szCs w:val="20"/>
-          <w:lang w:val="en-US"/>
-        </w:rPr>
-        <w:tab/>
-      </w:r>
-      <w:r>
-        <w:rPr>
-          <w:rFonts w:hint="default" w:ascii="Times New Roman" w:hAnsi="Times New Roman" w:eastAsia="SimSun" w:cs="Times New Roman"/>
-          <w:i w:val="0"/>
-          <w:iCs w:val="0"/>
-          <w:szCs w:val="20"/>
-        </w:rPr>
-        <w:t xml:space="preserve">formi i šalje REST zahteve ka API-ju (HTTPS). Čuva JWT token u localStorage i prosleđuje ga u HTTP </w:t>
-      </w:r>
-      <w:r>
-        <w:rPr>
-          <w:rFonts w:hint="default" w:ascii="Times New Roman" w:hAnsi="Times New Roman" w:eastAsia="SimSun" w:cs="Times New Roman"/>
-          <w:i w:val="0"/>
-          <w:iCs w:val="0"/>
-          <w:szCs w:val="20"/>
-          <w:lang w:val="en-US"/>
-        </w:rPr>
-        <w:t xml:space="preserve"> </w:t>
-      </w:r>
-      <w:r>
-        <w:rPr>
-          <w:rFonts w:hint="default" w:ascii="Times New Roman" w:hAnsi="Times New Roman" w:eastAsia="SimSun" w:cs="Times New Roman"/>
-          <w:i w:val="0"/>
-          <w:iCs w:val="0"/>
-          <w:szCs w:val="20"/>
-        </w:rPr>
-        <w:t>zaglavlju</w:t>
-      </w:r>
-      <w:r>
-        <w:rPr>
-          <w:rFonts w:hint="default" w:ascii="Times New Roman" w:hAnsi="Times New Roman" w:eastAsia="SimSun" w:cs="Times New Roman"/>
-          <w:i w:val="0"/>
-          <w:iCs w:val="0"/>
-          <w:szCs w:val="20"/>
-          <w:lang w:val="en-US"/>
-        </w:rPr>
-        <w:t>.</w:t>
-      </w:r>
-      <w:r>
-        <w:tab/>
-      </w:r>
-      <w:r>
-        <w:fldChar w:fldCharType="begin"/>
-      </w:r>
-      <w:r>
-        <w:instrText xml:space="preserve"> PAGEREF _Toc13179 \h </w:instrText>
+        <w:instrText xml:space="preserve"> PAGEREF _Toc7885 \h </w:instrText>
       </w:r>
       <w:r>
         <w:fldChar w:fldCharType="separate"/>
@@ -1954,101 +1862,7 @@
         <w:fldChar w:fldCharType="begin"/>
       </w:r>
       <w:r>
-        <w:instrText xml:space="preserve"> PAGEREF _Toc13505 \h </w:instrText>
-      </w:r>
-      <w:r>
-        <w:fldChar w:fldCharType="separate"/>
-      </w:r>
-      <w:r>
-        <w:t>10</w:t>
-      </w:r>
-      <w:r>
-        <w:fldChar w:fldCharType="end"/>
-      </w:r>
-    </w:p>
-    <w:p>
-      <w:pPr>
-        <w:pStyle w:val="33"/>
-        <w:tabs>
-          <w:tab w:val="right" w:leader="dot" w:pos="9360"/>
-          <w:tab w:val="right" w:pos="11200"/>
-        </w:tabs>
-      </w:pPr>
-      <w:r>
-        <w:rPr>
-          <w:rFonts w:hint="default" w:ascii="Times New Roman" w:hAnsi="Times New Roman" w:eastAsia="SimSun" w:cs="Times New Roman"/>
-          <w:i w:val="0"/>
-          <w:iCs w:val="0"/>
-          <w:szCs w:val="20"/>
-          <w:lang w:val="en-US"/>
-        </w:rPr>
-        <w:t>P</w:t>
-      </w:r>
-      <w:r>
-        <w:rPr>
-          <w:rFonts w:hint="default" w:ascii="Times New Roman" w:hAnsi="Times New Roman" w:eastAsia="SimSun" w:cs="Times New Roman"/>
-          <w:i w:val="0"/>
-          <w:iCs w:val="0"/>
-          <w:szCs w:val="20"/>
-        </w:rPr>
-        <w:t xml:space="preserve">roces koji prima HTTP(S) zahteve sa klijenta i delegira ih kontrolerima. Primena middleware-a: CORS, </w:t>
-      </w:r>
-      <w:r>
-        <w:rPr>
-          <w:rFonts w:hint="default" w:ascii="Times New Roman" w:hAnsi="Times New Roman" w:eastAsia="SimSun" w:cs="Times New Roman"/>
-          <w:i w:val="0"/>
-          <w:iCs w:val="0"/>
-          <w:szCs w:val="20"/>
-          <w:lang w:val="en-US"/>
-        </w:rPr>
-        <w:tab/>
-      </w:r>
-      <w:r>
-        <w:rPr>
-          <w:rFonts w:hint="default" w:ascii="Times New Roman" w:hAnsi="Times New Roman" w:eastAsia="SimSun" w:cs="Times New Roman"/>
-          <w:i w:val="0"/>
-          <w:iCs w:val="0"/>
-          <w:szCs w:val="20"/>
-        </w:rPr>
-        <w:t xml:space="preserve">parsiranje JSON tela, verifikacija JWT, centralizovano hvatanje grešaka i logovanje. Orkestrira poslovna </w:t>
-      </w:r>
-      <w:r>
-        <w:rPr>
-          <w:rFonts w:hint="default" w:ascii="Times New Roman" w:hAnsi="Times New Roman" w:eastAsia="SimSun" w:cs="Times New Roman"/>
-          <w:i w:val="0"/>
-          <w:iCs w:val="0"/>
-          <w:szCs w:val="20"/>
-          <w:lang w:val="en-US"/>
-        </w:rPr>
-        <w:t xml:space="preserve"> </w:t>
-      </w:r>
-      <w:r>
-        <w:rPr>
-          <w:rFonts w:hint="default" w:ascii="Times New Roman" w:hAnsi="Times New Roman" w:eastAsia="SimSun" w:cs="Times New Roman"/>
-          <w:i w:val="0"/>
-          <w:iCs w:val="0"/>
-          <w:szCs w:val="20"/>
-        </w:rPr>
-        <w:t>pravila (validacije, dozvole, transakcije) i komunicira sa slojem pristupa podacima</w:t>
-      </w:r>
-      <w:r>
-        <w:rPr>
-          <w:rFonts w:hint="default" w:ascii="Times New Roman" w:hAnsi="Times New Roman" w:eastAsia="SimSun" w:cs="Times New Roman"/>
-          <w:i w:val="0"/>
-          <w:iCs w:val="0"/>
-          <w:szCs w:val="20"/>
-          <w:lang w:val="en-US"/>
-        </w:rPr>
-        <w:t>.</w:t>
-      </w:r>
-      <w:r>
-        <w:tab/>
-      </w:r>
-      <w:r>
-        <w:fldChar w:fldCharType="begin"/>
-      </w:r>
-      <w:r>
-        <w:instrText xml:space="preserve"> PAGEREF _Toc25906 \h </w:instrText>
+        <w:instrText xml:space="preserve"> PAGEREF _Toc22443 \h </w:instrText>
       </w:r>
       <w:r>
         <w:fldChar w:fldCharType="separate"/>
@@ -2080,7 +1894,7 @@
         <w:fldChar w:fldCharType="begin"/>
       </w:r>
       <w:r>
-        <w:instrText xml:space="preserve"> PAGEREF _Toc22853 \h </w:instrText>
+        <w:instrText xml:space="preserve"> PAGEREF _Toc10106 \h </w:instrText>
       </w:r>
       <w:r>
         <w:fldChar w:fldCharType="separate"/>
@@ -2121,7 +1935,7 @@
         <w:fldChar w:fldCharType="begin"/>
       </w:r>
       <w:r>
-        <w:instrText xml:space="preserve"> PAGEREF _Toc17990 \h </w:instrText>
+        <w:instrText xml:space="preserve"> PAGEREF _Toc2115 \h </w:instrText>
       </w:r>
       <w:r>
         <w:fldChar w:fldCharType="separate"/>
@@ -2153,7 +1967,7 @@
         <w:fldChar w:fldCharType="begin"/>
       </w:r>
       <w:r>
-        <w:instrText xml:space="preserve"> PAGEREF _Toc22344 \h </w:instrText>
+        <w:instrText xml:space="preserve"> PAGEREF _Toc30296 \h </w:instrText>
       </w:r>
       <w:r>
         <w:fldChar w:fldCharType="separate"/>
@@ -2164,147 +1978,8 @@
       <w:r>
         <w:fldChar w:fldCharType="end"/>
       </w:r>
-    </w:p>
-    <w:p>
-      <w:pPr>
-        <w:pStyle w:val="33"/>
-        <w:tabs>
-          <w:tab w:val="right" w:pos="4000"/>
-          <w:tab w:val="right" w:leader="dot" w:pos="9360"/>
-        </w:tabs>
-      </w:pPr>
-      <w:r>
-        <w:rPr>
-          <w:rFonts w:hint="default" w:ascii="Times New Roman" w:hAnsi="Times New Roman" w:eastAsia="SimSun" w:cs="Times New Roman"/>
-          <w:i w:val="0"/>
-          <w:iCs w:val="0"/>
-          <w:szCs w:val="20"/>
-        </w:rPr>
-        <w:t>Proces baze podataka koji obezbeđuje pouzdanu i performantnu persistenciju:</w:t>
-      </w:r>
-      <w:r>
-        <w:rPr>
-          <w:rFonts w:hint="default" w:ascii="Times New Roman" w:hAnsi="Times New Roman" w:eastAsia="SimSun" w:cs="Times New Roman"/>
-          <w:i w:val="0"/>
-          <w:iCs w:val="0"/>
-          <w:szCs w:val="20"/>
-          <w:lang w:val="en-US"/>
-        </w:rPr>
-        <w:t xml:space="preserve"> </w:t>
-      </w:r>
-      <w:r>
-        <w:rPr>
-          <w:rFonts w:hint="default" w:ascii="Times New Roman" w:hAnsi="Times New Roman" w:eastAsia="SimSun" w:cs="Times New Roman"/>
-          <w:i w:val="0"/>
-          <w:iCs w:val="0"/>
-          <w:szCs w:val="20"/>
-        </w:rPr>
-        <w:t xml:space="preserve">Tabele: users, reservations(id, </w:t>
-      </w:r>
-      <w:r>
-        <w:rPr>
-          <w:rFonts w:hint="default" w:ascii="Times New Roman" w:hAnsi="Times New Roman" w:eastAsia="SimSun" w:cs="Times New Roman"/>
-          <w:i w:val="0"/>
-          <w:iCs w:val="0"/>
-          <w:szCs w:val="20"/>
-          <w:lang w:val="en-US"/>
-        </w:rPr>
-        <w:tab/>
-      </w:r>
-      <w:r>
-        <w:rPr>
-          <w:rFonts w:hint="default" w:ascii="Times New Roman" w:hAnsi="Times New Roman" w:eastAsia="SimSun" w:cs="Times New Roman"/>
-          <w:i w:val="0"/>
-          <w:iCs w:val="0"/>
-          <w:szCs w:val="20"/>
-        </w:rPr>
-        <w:t>email, film_title, datum, seats_json, total_eur, created_at), taken_seats(film_title, datum, seat_code, email,</w:t>
-      </w:r>
-      <w:r>
-        <w:rPr>
-          <w:rFonts w:hint="default" w:ascii="Times New Roman" w:hAnsi="Times New Roman" w:eastAsia="SimSun" w:cs="Times New Roman"/>
-          <w:i w:val="0"/>
-          <w:iCs w:val="0"/>
-          <w:szCs w:val="20"/>
-          <w:lang w:val="en-US"/>
-        </w:rPr>
-        <w:t xml:space="preserve"> </w:t>
-      </w:r>
-      <w:r>
-        <w:rPr>
-          <w:rFonts w:hint="default" w:ascii="Times New Roman" w:hAnsi="Times New Roman" w:eastAsia="SimSun" w:cs="Times New Roman"/>
-          <w:i w:val="0"/>
-          <w:iCs w:val="0"/>
-          <w:szCs w:val="20"/>
-          <w:lang w:val="en-US"/>
-        </w:rPr>
-        <w:t xml:space="preserve"> </w:t>
-      </w:r>
-      <w:r>
-        <w:rPr>
-          <w:rFonts w:hint="default" w:ascii="Times New Roman" w:hAnsi="Times New Roman" w:eastAsia="SimSun" w:cs="Times New Roman"/>
-          <w:i w:val="0"/>
-          <w:iCs w:val="0"/>
-          <w:szCs w:val="20"/>
-        </w:rPr>
-        <w:t>created_at), reviews(id, film_title, email, rating, comment, created_at).</w:t>
-      </w:r>
-      <w:r>
-        <w:rPr>
-          <w:rFonts w:hint="default" w:ascii="Times New Roman" w:hAnsi="Times New Roman" w:eastAsia="SimSun" w:cs="Times New Roman"/>
-          <w:i w:val="0"/>
-          <w:iCs w:val="0"/>
-          <w:szCs w:val="20"/>
-          <w:lang w:val="en-US"/>
-        </w:rPr>
-        <w:t xml:space="preserve"> </w:t>
-      </w:r>
-      <w:r>
-        <w:rPr>
-          <w:rFonts w:hint="default" w:ascii="Times New Roman" w:hAnsi="Times New Roman" w:eastAsia="SimSun" w:cs="Times New Roman"/>
-          <w:i w:val="0"/>
-          <w:iCs w:val="0"/>
-          <w:szCs w:val="20"/>
-        </w:rPr>
-        <w:t xml:space="preserve">Definisani FK/UNIQUE ključevi i </w:t>
-      </w:r>
-      <w:r>
-        <w:rPr>
-          <w:rFonts w:hint="default" w:ascii="Times New Roman" w:hAnsi="Times New Roman" w:eastAsia="SimSun" w:cs="Times New Roman"/>
-          <w:i w:val="0"/>
-          <w:iCs w:val="0"/>
-          <w:szCs w:val="20"/>
-          <w:lang w:val="en-US"/>
-        </w:rPr>
-        <w:t xml:space="preserve"> </w:t>
-      </w:r>
-      <w:r>
-        <w:rPr>
-          <w:rFonts w:hint="default" w:ascii="Times New Roman" w:hAnsi="Times New Roman" w:eastAsia="SimSun" w:cs="Times New Roman"/>
-          <w:i w:val="0"/>
-          <w:iCs w:val="0"/>
-          <w:szCs w:val="20"/>
-        </w:rPr>
-        <w:t>indeksi za najčešće upite.</w:t>
-      </w:r>
-      <w:r>
-        <w:tab/>
-      </w:r>
-      <w:r>
-        <w:fldChar w:fldCharType="begin"/>
-      </w:r>
-      <w:r>
-        <w:instrText xml:space="preserve"> PAGEREF _Toc16677 \h </w:instrText>
-      </w:r>
-      <w:r>
-        <w:fldChar w:fldCharType="separate"/>
-      </w:r>
-      <w:r>
-        <w:t>10</w:t>
-      </w:r>
-      <w:r>
-        <w:fldChar w:fldCharType="end"/>
-      </w:r>
+      <w:bookmarkStart w:id="54" w:name="_GoBack"/>
+      <w:bookmarkEnd w:id="54"/>
     </w:p>
     <w:p>
       <w:pPr>
@@ -2326,7 +2001,7 @@
         <w:fldChar w:fldCharType="begin"/>
       </w:r>
       <w:r>
-        <w:instrText xml:space="preserve"> PAGEREF _Toc32278 \h </w:instrText>
+        <w:instrText xml:space="preserve"> PAGEREF _Toc30179 \h </w:instrText>
       </w:r>
       <w:r>
         <w:fldChar w:fldCharType="separate"/>
@@ -2358,7 +2033,7 @@
         <w:fldChar w:fldCharType="begin"/>
       </w:r>
       <w:r>
-        <w:instrText xml:space="preserve"> PAGEREF _Toc9240 \h </w:instrText>
+        <w:instrText xml:space="preserve"> PAGEREF _Toc17393 \h </w:instrText>
       </w:r>
       <w:r>
         <w:fldChar w:fldCharType="separate"/>
@@ -2390,7 +2065,7 @@
         <w:fldChar w:fldCharType="begin"/>
       </w:r>
       <w:r>
-        <w:instrText xml:space="preserve"> PAGEREF _Toc30269 \h </w:instrText>
+        <w:instrText xml:space="preserve"> PAGEREF _Toc20950 \h </w:instrText>
       </w:r>
       <w:r>
         <w:fldChar w:fldCharType="separate"/>
@@ -2422,7 +2097,7 @@
         <w:fldChar w:fldCharType="begin"/>
       </w:r>
       <w:r>
-        <w:instrText xml:space="preserve"> PAGEREF _Toc25406 \h </w:instrText>
+        <w:instrText xml:space="preserve"> PAGEREF _Toc11368 \h </w:instrText>
       </w:r>
       <w:r>
         <w:fldChar w:fldCharType="separate"/>
@@ -2454,7 +2129,7 @@
         <w:fldChar w:fldCharType="begin"/>
       </w:r>
       <w:r>
-        <w:instrText xml:space="preserve"> PAGEREF _Toc8737 \h </w:instrText>
+        <w:instrText xml:space="preserve"> PAGEREF _Toc2725 \h </w:instrText>
       </w:r>
       <w:r>
         <w:fldChar w:fldCharType="separate"/>
@@ -2493,7 +2168,7 @@
         <w:fldChar w:fldCharType="begin"/>
       </w:r>
       <w:r>
-        <w:instrText xml:space="preserve"> PAGEREF _Toc824 \h </w:instrText>
+        <w:instrText xml:space="preserve"> PAGEREF _Toc30212 \h </w:instrText>
       </w:r>
       <w:r>
         <w:fldChar w:fldCharType="separate"/>
@@ -2525,7 +2200,7 @@
         <w:fldChar w:fldCharType="begin"/>
       </w:r>
       <w:r>
-        <w:instrText xml:space="preserve"> PAGEREF _Toc14433 \h </w:instrText>
+        <w:instrText xml:space="preserve"> PAGEREF _Toc29140 \h </w:instrText>
       </w:r>
       <w:r>
         <w:fldChar w:fldCharType="separate"/>
@@ -2557,7 +2232,7 @@
         <w:fldChar w:fldCharType="begin"/>
       </w:r>
       <w:r>
-        <w:instrText xml:space="preserve"> PAGEREF _Toc14987 \h </w:instrText>
+        <w:instrText xml:space="preserve"> PAGEREF _Toc5132 \h </w:instrText>
       </w:r>
       <w:r>
         <w:fldChar w:fldCharType="separate"/>
@@ -2589,7 +2264,7 @@
         <w:fldChar w:fldCharType="begin"/>
       </w:r>
       <w:r>
-        <w:instrText xml:space="preserve"> PAGEREF _Toc3658 \h </w:instrText>
+        <w:instrText xml:space="preserve"> PAGEREF _Toc15897 \h </w:instrText>
       </w:r>
       <w:r>
         <w:fldChar w:fldCharType="separate"/>
@@ -2621,7 +2296,7 @@
         <w:fldChar w:fldCharType="begin"/>
       </w:r>
       <w:r>
-        <w:instrText xml:space="preserve"> PAGEREF _Toc1732 \h </w:instrText>
+        <w:instrText xml:space="preserve"> PAGEREF _Toc22721 \h </w:instrText>
       </w:r>
       <w:r>
         <w:fldChar w:fldCharType="separate"/>
@@ -2653,7 +2328,7 @@
         <w:fldChar w:fldCharType="begin"/>
       </w:r>
       <w:r>
-        <w:instrText xml:space="preserve"> PAGEREF _Toc31459 \h </w:instrText>
+        <w:instrText xml:space="preserve"> PAGEREF _Toc7568 \h </w:instrText>
       </w:r>
       <w:r>
         <w:fldChar w:fldCharType="separate"/>
@@ -2685,7 +2360,7 @@
         <w:fldChar w:fldCharType="begin"/>
       </w:r>
       <w:r>
-        <w:instrText xml:space="preserve"> PAGEREF _Toc7121 \h </w:instrText>
+        <w:instrText xml:space="preserve"> PAGEREF _Toc13120 \h </w:instrText>
       </w:r>
       <w:r>
         <w:fldChar w:fldCharType="separate"/>
@@ -2720,7 +2395,7 @@
         <w:fldChar w:fldCharType="begin"/>
       </w:r>
       <w:r>
-        <w:instrText xml:space="preserve"> PAGEREF _Toc16215 \h </w:instrText>
+        <w:instrText xml:space="preserve"> PAGEREF _Toc7815 \h </w:instrText>
       </w:r>
       <w:r>
         <w:fldChar w:fldCharType="separate"/>
@@ -2767,7 +2442,7 @@
           <w:lang w:val="sr-Latn-CS"/>
         </w:rPr>
       </w:pPr>
-      <w:bookmarkStart w:id="0" w:name="_Toc10263"/>
+      <w:bookmarkStart w:id="0" w:name="_Toc13020"/>
       <w:r>
         <w:rPr>
           <w:lang w:val="sr-Latn-CS"/>
@@ -2819,7 +2494,7 @@
           <w:lang w:val="sr-Latn-CS"/>
         </w:rPr>
       </w:pPr>
-      <w:bookmarkStart w:id="1" w:name="_Toc21773"/>
+      <w:bookmarkStart w:id="1" w:name="_Toc4027"/>
       <w:r>
         <w:rPr>
           <w:lang w:val="sr-Latn-CS"/>
@@ -2858,7 +2533,7 @@
           <w:lang w:val="sr-Latn-CS"/>
         </w:rPr>
       </w:pPr>
-      <w:bookmarkStart w:id="2" w:name="_Toc17918"/>
+      <w:bookmarkStart w:id="2" w:name="_Toc11944"/>
       <w:r>
         <w:rPr>
           <w:lang w:val="sr-Latn-CS"/>
@@ -2943,7 +2618,7 @@
           <w:lang w:val="sr-Latn-CS"/>
         </w:rPr>
       </w:pPr>
-      <w:bookmarkStart w:id="3" w:name="_Toc32158"/>
+      <w:bookmarkStart w:id="3" w:name="_Toc15479"/>
       <w:bookmarkStart w:id="4" w:name="archRepresentation"/>
       <w:r>
         <w:rPr>
@@ -2990,7 +2665,7 @@
           <w:lang w:val="sr-Latn-CS"/>
         </w:rPr>
       </w:pPr>
-      <w:bookmarkStart w:id="5" w:name="_Toc8592"/>
+      <w:bookmarkStart w:id="5" w:name="_Toc29114"/>
       <w:r>
         <w:rPr>
           <w:lang w:val="sr-Latn-CS"/>
@@ -3202,7 +2877,7 @@
           <w:lang w:val="sr-Latn-CS"/>
         </w:rPr>
       </w:pPr>
-      <w:bookmarkStart w:id="6" w:name="_Toc22198"/>
+      <w:bookmarkStart w:id="6" w:name="_Toc6795"/>
       <w:r>
         <w:rPr>
           <w:lang w:val="sr-Latn-CS"/>
@@ -3219,7 +2894,7 @@
           <w:lang w:val="sr-Latn-CS"/>
         </w:rPr>
       </w:pPr>
-      <w:bookmarkStart w:id="7" w:name="_Toc4099"/>
+      <w:bookmarkStart w:id="7" w:name="_Toc22581"/>
       <w:r>
         <w:rPr>
           <w:lang w:val="sr-Latn-CS"/>
@@ -3333,7 +3008,7 @@
           <w:lang w:val="sr-Latn-CS"/>
         </w:rPr>
       </w:pPr>
-      <w:bookmarkStart w:id="8" w:name="_Toc26320"/>
+      <w:bookmarkStart w:id="8" w:name="_Toc273"/>
       <w:r>
         <w:rPr>
           <w:lang w:val="sr-Latn-CS"/>
@@ -3349,7 +3024,7 @@
           <w:lang w:val="sr-Latn-CS"/>
         </w:rPr>
       </w:pPr>
-      <w:bookmarkStart w:id="9" w:name="_Toc29563"/>
+      <w:bookmarkStart w:id="9" w:name="_Toc610"/>
       <w:r>
         <w:rPr>
           <w:rFonts w:hint="default"/>
@@ -3417,7 +3092,7 @@
           <w:lang w:val="sr-Latn-CS"/>
         </w:rPr>
       </w:pPr>
-      <w:bookmarkStart w:id="10" w:name="_Toc3762"/>
+      <w:bookmarkStart w:id="10" w:name="_Toc26229"/>
       <w:r>
         <w:rPr>
           <w:rFonts w:hint="default"/>
@@ -3483,7 +3158,7 @@
           <w:lang w:val="sr-Latn-CS"/>
         </w:rPr>
       </w:pPr>
-      <w:bookmarkStart w:id="11" w:name="_Toc23570"/>
+      <w:bookmarkStart w:id="11" w:name="_Toc12055"/>
       <w:r>
         <w:rPr>
           <w:lang w:val="sr-Latn-CS"/>
@@ -3550,7 +3225,7 @@
           <w:lang w:val="sr-Latn-CS"/>
         </w:rPr>
       </w:pPr>
-      <w:bookmarkStart w:id="12" w:name="_Toc11987"/>
+      <w:bookmarkStart w:id="12" w:name="_Toc12236"/>
       <w:r>
         <w:rPr>
           <w:lang w:val="sr-Latn-CS"/>
@@ -3617,7 +3292,7 @@
           <w:lang w:val="sr-Latn-CS"/>
         </w:rPr>
       </w:pPr>
-      <w:bookmarkStart w:id="13" w:name="_Toc32287"/>
+      <w:bookmarkStart w:id="13" w:name="_Toc12878"/>
       <w:r>
         <w:rPr>
           <w:rFonts w:hint="default"/>
@@ -3683,7 +3358,7 @@
           <w:lang w:val="sr-Latn-CS"/>
         </w:rPr>
       </w:pPr>
-      <w:bookmarkStart w:id="14" w:name="_Toc4350"/>
+      <w:bookmarkStart w:id="14" w:name="_Toc8085"/>
       <w:r>
         <w:rPr>
           <w:rFonts w:hint="default"/>
@@ -3744,7 +3419,7 @@
           <w:lang w:val="sr-Latn-CS"/>
         </w:rPr>
       </w:pPr>
-      <w:bookmarkStart w:id="15" w:name="_Toc4043"/>
+      <w:bookmarkStart w:id="15" w:name="_Toc12616"/>
       <w:r>
         <w:rPr>
           <w:rFonts w:hint="default"/>
@@ -3810,7 +3485,7 @@
           <w:lang w:val="sr-Latn-CS"/>
         </w:rPr>
       </w:pPr>
-      <w:bookmarkStart w:id="16" w:name="_Toc28"/>
+      <w:bookmarkStart w:id="16" w:name="_Toc1992"/>
       <w:r>
         <w:rPr>
           <w:rFonts w:hint="default"/>
@@ -3876,7 +3551,7 @@
           <w:lang w:val="sr-Latn-CS"/>
         </w:rPr>
       </w:pPr>
-      <w:bookmarkStart w:id="17" w:name="_Toc28719"/>
+      <w:bookmarkStart w:id="17" w:name="_Toc22771"/>
       <w:r>
         <w:rPr>
           <w:rFonts w:hint="default"/>
@@ -3942,7 +3617,7 @@
           <w:lang w:val="sr-Latn-CS"/>
         </w:rPr>
       </w:pPr>
-      <w:bookmarkStart w:id="18" w:name="_Toc1870"/>
+      <w:bookmarkStart w:id="18" w:name="_Toc16674"/>
       <w:r>
         <w:rPr>
           <w:rFonts w:hint="default"/>
@@ -4008,7 +3683,7 @@
           <w:lang w:val="sr-Latn-CS"/>
         </w:rPr>
       </w:pPr>
-      <w:bookmarkStart w:id="19" w:name="_Toc19609"/>
+      <w:bookmarkStart w:id="19" w:name="_Toc10356"/>
       <w:r>
         <w:rPr>
           <w:rFonts w:hint="default"/>
@@ -4074,7 +3749,7 @@
           <w:lang w:val="sr-Latn-CS"/>
         </w:rPr>
       </w:pPr>
-      <w:bookmarkStart w:id="20" w:name="_Toc23220"/>
+      <w:bookmarkStart w:id="20" w:name="_Toc14863"/>
       <w:r>
         <w:rPr>
           <w:rFonts w:hint="default"/>
@@ -4140,7 +3815,7 @@
           <w:lang w:val="sr-Latn-CS"/>
         </w:rPr>
       </w:pPr>
-      <w:bookmarkStart w:id="21" w:name="_Toc23711"/>
+      <w:bookmarkStart w:id="21" w:name="_Toc30974"/>
       <w:r>
         <w:rPr>
           <w:rFonts w:hint="default"/>
@@ -4211,7 +3886,7 @@
           <w:lang w:val="sr-Latn-CS"/>
         </w:rPr>
       </w:pPr>
-      <w:bookmarkStart w:id="22" w:name="_Toc16281"/>
+      <w:bookmarkStart w:id="22" w:name="_Toc16800"/>
       <w:r>
         <w:rPr>
           <w:rFonts w:hint="default"/>
@@ -4296,7 +3971,7 @@
           <w:lang w:val="sr-Latn-CS"/>
         </w:rPr>
       </w:pPr>
-      <w:bookmarkStart w:id="23" w:name="_Toc21548"/>
+      <w:bookmarkStart w:id="23" w:name="_Toc30044"/>
       <w:r>
         <w:rPr>
           <w:lang w:val="sr-Latn-CS"/>
@@ -4509,7 +4184,7 @@
           <w:lang w:val="sr-Latn-CS"/>
         </w:rPr>
       </w:pPr>
-      <w:bookmarkStart w:id="24" w:name="_Toc14046"/>
+      <w:bookmarkStart w:id="24" w:name="_Toc5997"/>
       <w:r>
         <w:rPr>
           <w:lang w:val="sr-Latn-CS"/>
@@ -4584,7 +4259,7 @@
           <w:lang w:val="sr-Latn-CS"/>
         </w:rPr>
       </w:pPr>
-      <w:bookmarkStart w:id="25" w:name="_Toc25269"/>
+      <w:bookmarkStart w:id="25" w:name="_Toc1757"/>
       <w:r>
         <w:rPr>
           <w:lang w:val="sr-Latn-CS"/>
@@ -4667,7 +4342,7 @@
           <w:lang w:val="sr-Latn-CS"/>
         </w:rPr>
       </w:pPr>
-      <w:bookmarkStart w:id="26" w:name="_Toc983"/>
+      <w:bookmarkStart w:id="26" w:name="_Toc20311"/>
       <w:r>
         <w:rPr>
           <w:lang w:val="sr-Latn-CS"/>
@@ -4745,7 +4420,7 @@
           <w:lang w:val="sr-Latn-CS"/>
         </w:rPr>
       </w:pPr>
-      <w:bookmarkStart w:id="27" w:name="_Toc4394"/>
+      <w:bookmarkStart w:id="27" w:name="_Toc10876"/>
       <w:r>
         <w:rPr>
           <w:lang w:val="sr-Latn-CS"/>
@@ -4977,7 +4652,7 @@
           <w:lang w:val="sr-Latn-CS"/>
         </w:rPr>
       </w:pPr>
-      <w:bookmarkStart w:id="28" w:name="_Toc15098"/>
+      <w:bookmarkStart w:id="28" w:name="_Toc20610"/>
       <w:r>
         <w:rPr>
           <w:lang w:val="sr-Latn-CS"/>
@@ -5051,7 +4726,7 @@
           <w:lang w:val="sr-Latn-CS"/>
         </w:rPr>
       </w:pPr>
-      <w:bookmarkStart w:id="29" w:name="_Toc7267"/>
+      <w:bookmarkStart w:id="29" w:name="_Toc30849"/>
       <w:r>
         <w:rPr>
           <w:rFonts w:hint="default"/>
@@ -5180,7 +4855,7 @@
         </w:rPr>
         <w:t xml:space="preserve"> </w:t>
       </w:r>
-      <w:bookmarkStart w:id="30" w:name="_Toc7946"/>
+      <w:bookmarkStart w:id="30" w:name="_Toc12547"/>
       <w:r>
         <w:rPr>
           <w:rFonts w:hint="default"/>
@@ -5203,6 +4878,12 @@
           <w:lang w:val="sr-Latn-RS"/>
         </w:rPr>
         <w:tab/>
+      </w:r>
+      <w:r>
+        <w:rPr>
+          <w:rFonts w:hint="default"/>
+          <w:lang w:val="sr-Latn-RS"/>
+        </w:rPr>
         <w:t>DBMS</w:t>
       </w:r>
     </w:p>
@@ -5385,7 +5066,7 @@
           <w:lang w:val="sr-Latn-CS"/>
         </w:rPr>
       </w:pPr>
-      <w:bookmarkStart w:id="31" w:name="_Toc6177"/>
+      <w:bookmarkStart w:id="31" w:name="_Toc14827"/>
       <w:r>
         <w:rPr>
           <w:lang w:val="sr-Latn-CS"/>
@@ -5531,7 +5212,7 @@
           <w:lang w:val="sr-Latn-CS"/>
         </w:rPr>
       </w:pPr>
-      <w:bookmarkStart w:id="32" w:name="_Toc2217"/>
+      <w:bookmarkStart w:id="32" w:name="_Toc31765"/>
       <w:r>
         <w:rPr>
           <w:lang w:val="sr-Latn-CS"/>
@@ -5638,11 +5319,12 @@
     <w:p>
       <w:pPr>
         <w:pStyle w:val="4"/>
-        <w:rPr>
-          <w:lang w:val="sr-Latn-CS"/>
-        </w:rPr>
-      </w:pPr>
-      <w:bookmarkStart w:id="33" w:name="_Toc18132"/>
+        <w:bidi w:val="0"/>
+        <w:rPr>
+          <w:lang w:val="sr-Latn-CS"/>
+        </w:rPr>
+      </w:pPr>
+      <w:bookmarkStart w:id="33" w:name="_Toc7885"/>
       <w:r>
         <w:rPr>
           <w:lang w:val="sr-Latn-CS"/>
@@ -5655,6 +5337,7 @@
       <w:pPr>
         <w:pStyle w:val="4"/>
         <w:numPr>
+          <w:ilvl w:val="2"/>
           <w:numId w:val="0"/>
         </w:numPr>
         <w:ind w:leftChars="0" w:firstLine="720" w:firstLineChars="0"/>
@@ -5667,7 +5350,7 @@
           <w:lang w:val="en-US"/>
         </w:rPr>
       </w:pPr>
-      <w:bookmarkStart w:id="34" w:name="_Toc13179"/>
+      <w:bookmarkStart w:id="34" w:name="_Toc14980"/>
       <w:r>
         <w:rPr>
           <w:rFonts w:hint="default" w:ascii="Times New Roman" w:hAnsi="Times New Roman" w:eastAsia="SimSun" w:cs="Times New Roman"/>
@@ -5703,6 +5386,8 @@
         <w:rPr>
           <w:rStyle w:val="28"/>
           <w:rFonts w:hint="default" w:ascii="Times New Roman" w:hAnsi="Times New Roman" w:eastAsia="SimSun" w:cs="Times New Roman"/>
+          <w:b/>
+          <w:bCs/>
           <w:i w:val="0"/>
           <w:iCs w:val="0"/>
           <w:sz w:val="20"/>
@@ -5789,11 +5474,12 @@
     <w:p>
       <w:pPr>
         <w:pStyle w:val="4"/>
-        <w:rPr>
-          <w:lang w:val="sr-Latn-CS"/>
-        </w:rPr>
-      </w:pPr>
-      <w:bookmarkStart w:id="35" w:name="_Toc13505"/>
+        <w:bidi w:val="0"/>
+        <w:rPr>
+          <w:lang w:val="sr-Latn-CS"/>
+        </w:rPr>
+      </w:pPr>
+      <w:bookmarkStart w:id="35" w:name="_Toc22443"/>
       <w:r>
         <w:rPr>
           <w:rFonts w:hint="default"/>
@@ -5807,6 +5493,7 @@
       <w:pPr>
         <w:pStyle w:val="4"/>
         <w:numPr>
+          <w:ilvl w:val="2"/>
           <w:numId w:val="0"/>
         </w:numPr>
         <w:ind w:leftChars="0" w:firstLine="720" w:firstLineChars="0"/>
@@ -5819,7 +5506,7 @@
           <w:lang w:val="en-US"/>
         </w:rPr>
       </w:pPr>
-      <w:bookmarkStart w:id="36" w:name="_Toc25906"/>
+      <w:bookmarkStart w:id="36" w:name="_Toc9668"/>
       <w:r>
         <w:rPr>
           <w:rFonts w:hint="default" w:ascii="Times New Roman" w:hAnsi="Times New Roman" w:eastAsia="SimSun" w:cs="Times New Roman"/>
@@ -5866,6 +5553,8 @@
         <w:rPr>
           <w:rStyle w:val="28"/>
           <w:rFonts w:hint="default" w:ascii="Times New Roman" w:hAnsi="Times New Roman" w:eastAsia="SimSun" w:cs="Times New Roman"/>
+          <w:b/>
+          <w:bCs/>
           <w:i w:val="0"/>
           <w:iCs w:val="0"/>
           <w:sz w:val="20"/>
@@ -5926,7 +5615,7 @@
           <w:rFonts w:hint="default"/>
         </w:rPr>
       </w:pPr>
-      <w:bookmarkStart w:id="37" w:name="_Toc22853"/>
+      <w:bookmarkStart w:id="37" w:name="_Toc10106"/>
       <w:r>
         <w:rPr>
           <w:rFonts w:hint="default"/>
@@ -6001,7 +5690,6 @@
           <w:lang w:val="en-US"/>
         </w:rPr>
         <w:tab/>
-        <w:t/>
       </w:r>
       <w:r>
         <w:rPr>
@@ -6050,7 +5738,7 @@
           <w:lang w:val="en-US"/>
         </w:rPr>
       </w:pPr>
-      <w:bookmarkStart w:id="38" w:name="_Toc17990"/>
+      <w:bookmarkStart w:id="38" w:name="_Toc2115"/>
       <w:r>
         <w:rPr>
           <w:rFonts w:hint="default" w:ascii="Arial" w:hAnsi="Arial" w:eastAsia="SimSun" w:cs="Arial"/>
@@ -6223,7 +5911,7 @@
           <w:rFonts w:hint="default"/>
         </w:rPr>
       </w:pPr>
-      <w:bookmarkStart w:id="39" w:name="_Toc22344"/>
+      <w:bookmarkStart w:id="39" w:name="_Toc30296"/>
       <w:r>
         <w:rPr>
           <w:rFonts w:hint="default"/>
@@ -6236,6 +5924,7 @@
       <w:pPr>
         <w:pStyle w:val="4"/>
         <w:numPr>
+          <w:ilvl w:val="2"/>
           <w:numId w:val="0"/>
         </w:numPr>
         <w:bidi w:val="0"/>
@@ -6256,7 +5945,7 @@
         </w:rPr>
         <w:tab/>
       </w:r>
-      <w:bookmarkStart w:id="40" w:name="_Toc16677"/>
+      <w:bookmarkStart w:id="40" w:name="_Toc29753"/>
       <w:r>
         <w:rPr>
           <w:rFonts w:hint="default" w:ascii="Times New Roman" w:hAnsi="Times New Roman" w:eastAsia="SimSun" w:cs="Times New Roman"/>
@@ -6455,6 +6144,8 @@
         <w:rPr>
           <w:rStyle w:val="28"/>
           <w:rFonts w:hint="default" w:ascii="Times New Roman" w:hAnsi="Times New Roman" w:eastAsia="SimSun" w:cs="Times New Roman"/>
+          <w:b/>
+          <w:bCs/>
           <w:i w:val="0"/>
           <w:iCs w:val="0"/>
           <w:sz w:val="20"/>
@@ -6487,6 +6178,8 @@
         <w:rPr>
           <w:rStyle w:val="28"/>
           <w:rFonts w:hint="default" w:ascii="Times New Roman" w:hAnsi="Times New Roman" w:eastAsia="SimSun" w:cs="Times New Roman"/>
+          <w:b/>
+          <w:bCs/>
           <w:i w:val="0"/>
           <w:iCs w:val="0"/>
           <w:sz w:val="20"/>
@@ -6532,7 +6225,7 @@
           <w:lang w:val="sr-Latn-CS"/>
         </w:rPr>
       </w:pPr>
-      <w:bookmarkStart w:id="41" w:name="_Toc32278"/>
+      <w:bookmarkStart w:id="41" w:name="_Toc30179"/>
       <w:r>
         <w:rPr>
           <w:lang w:val="sr-Latn-CS"/>
@@ -6671,7 +6364,7 @@
           <w:lang w:val="sr-Latn-CS"/>
         </w:rPr>
       </w:pPr>
-      <w:bookmarkStart w:id="42" w:name="_Toc9240"/>
+      <w:bookmarkStart w:id="42" w:name="_Toc17393"/>
       <w:r>
         <w:rPr>
           <w:lang w:val="sr-Latn-CS"/>
@@ -6774,7 +6467,7 @@
           <w:lang w:val="sr-Latn-CS"/>
         </w:rPr>
       </w:pPr>
-      <w:bookmarkStart w:id="43" w:name="_Toc30269"/>
+      <w:bookmarkStart w:id="43" w:name="_Toc20950"/>
       <w:r>
         <w:rPr>
           <w:lang w:val="sr-Latn-CS"/>
@@ -6937,7 +6630,6 @@
           <w:lang w:val="en-US"/>
         </w:rPr>
         <w:tab/>
-        <w:t/>
       </w:r>
       <w:r>
         <w:rPr>
@@ -7147,7 +6839,7 @@
           <w:lang w:val="sr-Latn-CS"/>
         </w:rPr>
       </w:pPr>
-      <w:bookmarkStart w:id="44" w:name="_Toc25406"/>
+      <w:bookmarkStart w:id="44" w:name="_Toc11368"/>
       <w:r>
         <w:rPr>
           <w:lang w:val="sr-Latn-CS"/>
@@ -7213,7 +6905,6 @@
           <w:lang w:val="en-US"/>
         </w:rPr>
         <w:tab/>
-        <w:t/>
       </w:r>
       <w:r>
         <w:rPr>
@@ -7267,7 +6958,6 @@
           <w:lang w:val="en-US"/>
         </w:rPr>
         <w:tab/>
-        <w:t/>
       </w:r>
       <w:r>
         <w:rPr>
@@ -7478,7 +7168,7 @@
           <w:lang w:val="sr-Latn-CS"/>
         </w:rPr>
       </w:pPr>
-      <w:bookmarkStart w:id="45" w:name="_Toc8737"/>
+      <w:bookmarkStart w:id="45" w:name="_Toc2725"/>
       <w:r>
         <w:rPr>
           <w:lang w:val="sr-Latn-CS"/>
@@ -7609,7 +7299,7 @@
           <w:lang w:val="sr-Latn-CS"/>
         </w:rPr>
       </w:pPr>
-      <w:bookmarkStart w:id="46" w:name="_Toc824"/>
+      <w:bookmarkStart w:id="46" w:name="_Toc30212"/>
       <w:r>
         <w:rPr>
           <w:lang w:val="sr-Latn-CS"/>
@@ -7826,7 +7516,7 @@
           <w:lang w:val="sr-Latn-CS"/>
         </w:rPr>
       </w:pPr>
-      <w:bookmarkStart w:id="47" w:name="_Toc14433"/>
+      <w:bookmarkStart w:id="47" w:name="_Toc29140"/>
       <w:r>
         <w:rPr>
           <w:lang w:val="sr-Latn-CS"/>
@@ -7918,7 +7608,7 @@
           <w:lang w:val="sr-Latn-CS"/>
         </w:rPr>
       </w:pPr>
-      <w:bookmarkStart w:id="48" w:name="_Toc14987"/>
+      <w:bookmarkStart w:id="48" w:name="_Toc5132"/>
       <w:r>
         <w:rPr>
           <w:lang w:val="sr-Latn-CS"/>
@@ -8135,7 +7825,7 @@
           <w:lang w:val="sr-Latn-CS"/>
         </w:rPr>
       </w:pPr>
-      <w:bookmarkStart w:id="49" w:name="_Toc3658"/>
+      <w:bookmarkStart w:id="49" w:name="_Toc15897"/>
       <w:r>
         <w:rPr>
           <w:lang w:val="sr-Latn-CS"/>
@@ -8763,6 +8453,7 @@
         <w:keepLines w:val="0"/>
         <w:widowControl/>
         <w:numPr>
+          <w:ilvl w:val="0"/>
           <w:numId w:val="0"/>
         </w:numPr>
         <w:suppressLineNumbers w:val="0"/>
@@ -8784,6 +8475,7 @@
         <w:keepLines w:val="0"/>
         <w:widowControl/>
         <w:numPr>
+          <w:ilvl w:val="0"/>
           <w:numId w:val="0"/>
         </w:numPr>
         <w:suppressLineNumbers w:val="0"/>
@@ -8805,6 +8497,7 @@
         <w:keepLines w:val="0"/>
         <w:widowControl/>
         <w:numPr>
+          <w:ilvl w:val="0"/>
           <w:numId w:val="0"/>
         </w:numPr>
         <w:suppressLineNumbers w:val="0"/>
@@ -8826,6 +8519,7 @@
         <w:keepLines w:val="0"/>
         <w:widowControl/>
         <w:numPr>
+          <w:ilvl w:val="0"/>
           <w:numId w:val="0"/>
         </w:numPr>
         <w:suppressLineNumbers w:val="0"/>
@@ -8847,6 +8541,7 @@
         <w:keepLines w:val="0"/>
         <w:widowControl/>
         <w:numPr>
+          <w:ilvl w:val="0"/>
           <w:numId w:val="0"/>
         </w:numPr>
         <w:suppressLineNumbers w:val="0"/>
@@ -8868,6 +8563,7 @@
         <w:keepLines w:val="0"/>
         <w:widowControl/>
         <w:numPr>
+          <w:ilvl w:val="0"/>
           <w:numId w:val="0"/>
         </w:numPr>
         <w:suppressLineNumbers w:val="0"/>
@@ -8902,6 +8598,7 @@
         <w:keepLines w:val="0"/>
         <w:widowControl/>
         <w:numPr>
+          <w:ilvl w:val="0"/>
           <w:numId w:val="0"/>
         </w:numPr>
         <w:suppressLineNumbers w:val="0"/>
@@ -8925,6 +8622,7 @@
         <w:keepLines w:val="0"/>
         <w:widowControl/>
         <w:numPr>
+          <w:ilvl w:val="0"/>
           <w:numId w:val="0"/>
         </w:numPr>
         <w:suppressLineNumbers w:val="0"/>
@@ -8948,7 +8646,7 @@
           <w:lang w:val="sr-Latn-CS"/>
         </w:rPr>
       </w:pPr>
-      <w:bookmarkStart w:id="50" w:name="_Toc1732"/>
+      <w:bookmarkStart w:id="50" w:name="_Toc22721"/>
       <w:r>
         <w:rPr>
           <w:lang w:val="sr-Latn-CS"/>
@@ -9009,7 +8707,6 @@
           <w:lang w:val="en-US"/>
         </w:rPr>
         <w:tab/>
-        <w:t/>
       </w:r>
       <w:r>
         <w:rPr>
@@ -9686,7 +9383,7 @@
           <w:lang w:val="sr-Latn-CS"/>
         </w:rPr>
       </w:pPr>
-      <w:bookmarkStart w:id="51" w:name="_Toc31459"/>
+      <w:bookmarkStart w:id="51" w:name="_Toc7568"/>
       <w:r>
         <w:rPr>
           <w:lang w:val="sr-Latn-CS"/>
@@ -10303,7 +10000,7 @@
           <w:lang w:val="sr-Latn-CS"/>
         </w:rPr>
       </w:pPr>
-      <w:bookmarkStart w:id="52" w:name="_Toc7121"/>
+      <w:bookmarkStart w:id="52" w:name="_Toc13120"/>
       <w:r>
         <w:rPr>
           <w:lang w:val="sr-Latn-CS"/>
@@ -10564,7 +10261,7 @@
         <w:pStyle w:val="2"/>
         <w:widowControl/>
       </w:pPr>
-      <w:bookmarkStart w:id="53" w:name="_Toc16215"/>
+      <w:bookmarkStart w:id="53" w:name="_Toc7815"/>
       <w:r>
         <w:rPr>
           <w:lang w:val="sr-Latn-CS"/>
@@ -10822,6 +10519,7 @@
         <w:keepLines w:val="0"/>
         <w:widowControl/>
         <w:numPr>
+          <w:ilvl w:val="0"/>
           <w:numId w:val="0"/>
         </w:numPr>
         <w:suppressLineNumbers w:val="0"/>
@@ -10833,6 +10531,7 @@
       <w:pPr>
         <w:pStyle w:val="14"/>
         <w:numPr>
+          <w:ilvl w:val="0"/>
           <w:numId w:val="0"/>
         </w:numPr>
         <w:tabs>
@@ -11735,7 +11434,7 @@
     <w:lsdException w:qFormat="1" w:unhideWhenUsed="0" w:uiPriority="0" w:name="footnote text"/>
     <w:lsdException w:qFormat="1" w:unhideWhenUsed="0" w:uiPriority="0" w:name="annotation text"/>
     <w:lsdException w:unhideWhenUsed="0" w:uiPriority="0" w:semiHidden="0" w:name="header"/>
-    <w:lsdException w:unhideWhenUsed="0" w:uiPriority="0" w:semiHidden="0" w:name="footer"/>
+    <w:lsdException w:qFormat="1" w:unhideWhenUsed="0" w:uiPriority="0" w:semiHidden="0" w:name="footer"/>
     <w:lsdException w:unhideWhenUsed="0" w:uiPriority="0" w:semiHidden="0" w:name="index heading"/>
     <w:lsdException w:qFormat="1" w:unhideWhenUsed="0" w:uiPriority="0" w:semiHidden="0" w:name="caption"/>
     <w:lsdException w:unhideWhenUsed="0" w:uiPriority="0" w:semiHidden="0" w:name="table of figures"/>
@@ -11799,14 +11498,14 @@
     <w:lsdException w:unhideWhenUsed="0" w:uiPriority="0" w:semiHidden="0" w:name="HTML Acronym"/>
     <w:lsdException w:unhideWhenUsed="0" w:uiPriority="0" w:semiHidden="0" w:name="HTML Address"/>
     <w:lsdException w:unhideWhenUsed="0" w:uiPriority="0" w:semiHidden="0" w:name="HTML Cite"/>
-    <w:lsdException w:unhideWhenUsed="0" w:uiPriority="0" w:semiHidden="0" w:name="HTML Code"/>
+    <w:lsdException w:qFormat="1" w:unhideWhenUsed="0" w:uiPriority="0" w:semiHidden="0" w:name="HTML Code"/>
     <w:lsdException w:unhideWhenUsed="0" w:uiPriority="0" w:semiHidden="0" w:name="HTML Definition"/>
     <w:lsdException w:unhideWhenUsed="0" w:uiPriority="0" w:semiHidden="0" w:name="HTML Keyboard"/>
     <w:lsdException w:unhideWhenUsed="0" w:uiPriority="0" w:semiHidden="0" w:name="HTML Preformatted"/>
     <w:lsdException w:unhideWhenUsed="0" w:uiPriority="0" w:semiHidden="0" w:name="HTML Sample"/>
     <w:lsdException w:unhideWhenUsed="0" w:uiPriority="0" w:semiHidden="0" w:name="HTML Typewriter"/>
     <w:lsdException w:unhideWhenUsed="0" w:uiPriority="0" w:semiHidden="0" w:name="HTML Variable"/>
-    <w:lsdException w:unhideWhenUsed="0" w:uiPriority="0" w:name="Normal Table"/>
+    <w:lsdException w:qFormat="1" w:unhideWhenUsed="0" w:uiPriority="0" w:name="Normal Table"/>
     <w:lsdException w:unhideWhenUsed="0" w:uiPriority="0" w:semiHidden="0" w:name="annotation subject"/>
     <w:lsdException w:unhideWhenUsed="0" w:uiPriority="0" w:semiHidden="0" w:name="Table Simple 1"/>
     <w:lsdException w:unhideWhenUsed="0" w:uiPriority="0" w:semiHidden="0" w:name="Table Simple 2"/>
@@ -12155,6 +11854,7 @@
   <w:style w:type="table" w:default="1" w:styleId="12">
     <w:name w:val="Normal Table"/>
     <w:semiHidden/>
+    <w:qFormat/>
     <w:uiPriority w:val="0"/>
     <w:tblPr>
       <w:tblCellMar>
@@ -12250,6 +11950,7 @@
   <w:style w:type="paragraph" w:styleId="20">
     <w:name w:val="footer"/>
     <w:basedOn w:val="1"/>
+    <w:qFormat/>
     <w:uiPriority w:val="0"/>
     <w:pPr>
       <w:tabs>
@@ -12288,6 +11989,7 @@
   <w:style w:type="character" w:styleId="24">
     <w:name w:val="HTML Code"/>
     <w:basedOn w:val="11"/>
+    <w:qFormat/>
     <w:uiPriority w:val="0"/>
     <w:rPr>
       <w:rFonts w:ascii="Courier New" w:hAnsi="Courier New" w:cs="Courier New"/>
@@ -12304,6 +12006,7 @@
       <w:jc w:val="left"/>
     </w:pPr>
     <w:rPr>
+      <w:rFonts w:ascii="Times New Roman" w:hAnsi="Times New Roman" w:eastAsia="SimSun" w:cs="Times New Roman"/>
       <w:kern w:val="0"/>
       <w:sz w:val="24"/>
       <w:szCs w:val="24"/>
@@ -12499,6 +12202,7 @@
   <w:style w:type="paragraph" w:customStyle="1" w:styleId="41">
     <w:name w:val="Tabletext"/>
     <w:basedOn w:val="1"/>
+    <w:qFormat/>
     <w:uiPriority w:val="0"/>
     <w:pPr>
       <w:keepLines/>
@@ -12530,6 +12234,7 @@
     <w:name w:val="Section Title"/>
     <w:basedOn w:val="1"/>
     <w:next w:val="1"/>
+    <w:qFormat/>
     <w:uiPriority w:val="0"/>
     <w:pPr>
       <w:spacing w:before="240" w:after="60" w:line="240" w:lineRule="auto"/>

--- a/Dokumentacija/D05_Arh_projekat.docx
+++ b/Dokumentacija/D05_Arh_projekat.docx
@@ -50,16 +50,16 @@
         <w:jc w:val="right"/>
         <w:rPr>
           <w:rFonts w:hint="default" w:ascii="Arial Black" w:hAnsi="Arial Black" w:cs="Arial Black"/>
-          <w:sz w:val="28"/>
-          <w:szCs w:val="28"/>
+          <w:sz w:val="24"/>
+          <w:szCs w:val="24"/>
           <w:lang w:val="en-US"/>
         </w:rPr>
       </w:pPr>
       <w:r>
         <w:rPr>
           <w:rFonts w:hint="default" w:ascii="Arial Black" w:hAnsi="Arial Black" w:cs="Arial Black"/>
-          <w:sz w:val="28"/>
-          <w:szCs w:val="28"/>
+          <w:sz w:val="24"/>
+          <w:szCs w:val="24"/>
           <w:lang w:val="en-US"/>
         </w:rPr>
         <w:t xml:space="preserve">Web aplikacija bioskopa za pregled repertoara i rezervaciju karata </w:t>
@@ -83,8 +83,8 @@
         <w:jc w:val="right"/>
         <w:rPr>
           <w:rFonts w:hint="default" w:ascii="Arial Black" w:hAnsi="Arial Black" w:cs="Arial Black"/>
-          <w:sz w:val="36"/>
-          <w:szCs w:val="36"/>
+          <w:sz w:val="40"/>
+          <w:szCs w:val="40"/>
           <w:lang w:val="en-US"/>
         </w:rPr>
       </w:pPr>
@@ -93,8 +93,8 @@
           <w:rFonts w:hint="default" w:ascii="Arial Black" w:hAnsi="Arial Black" w:cs="Arial Black"/>
           <w:i w:val="0"/>
           <w:iCs w:val="0"/>
-          <w:sz w:val="22"/>
-          <w:szCs w:val="22"/>
+          <w:sz w:val="40"/>
+          <w:szCs w:val="40"/>
           <w:lang w:val="en-US"/>
         </w:rPr>
         <w:t>• Arhitekturni projekat</w:t>
@@ -154,7 +154,8 @@
         </w:rPr>
         <w:sectPr>
           <w:headerReference r:id="rId5" w:type="default"/>
-          <w:footerReference r:id="rId6" w:type="even"/>
+          <w:footerReference r:id="rId6" w:type="default"/>
+          <w:footerReference r:id="rId7" w:type="even"/>
           <w:pgSz w:w="11907" w:h="16840"/>
           <w:pgMar w:top="1440" w:right="1440" w:bottom="1440" w:left="1440" w:header="709" w:footer="709" w:gutter="0"/>
           <w:cols w:space="708" w:num="1"/>
@@ -166,15 +167,64 @@
       <w:pPr>
         <w:pStyle w:val="30"/>
         <w:rPr>
-          <w:lang w:val="sr-Latn-CS"/>
-        </w:rPr>
-      </w:pPr>
-      <w:r>
-        <w:rPr>
+          <w:rFonts w:hint="default"/>
+          <w:u w:val="single"/>
+          <w:lang w:val="en-US"/>
+        </w:rPr>
+      </w:pPr>
+      <w:r>
+        <w:rPr>
+          <w:rFonts w:hint="default" w:ascii="Arial Black" w:hAnsi="Arial Black" w:cs="Arial Black"/>
+          <w:i w:val="0"/>
+          <w:iCs w:val="0"/>
+          <w:sz w:val="40"/>
+          <w:szCs w:val="40"/>
+          <w:u w:val="single"/>
+          <w:lang w:val="en-US"/>
+        </w:rPr>
+        <w:t xml:space="preserve">• </w:t>
+      </w:r>
+      <w:r>
+        <w:rPr>
+          <w:u w:val="single"/>
           <w:lang w:val="sr-Latn-CS"/>
         </w:rPr>
         <w:t>Pregled izmena</w:t>
       </w:r>
+      <w:r>
+        <w:rPr>
+          <w:rFonts w:hint="default"/>
+          <w:u w:val="single"/>
+          <w:lang w:val="en-US"/>
+        </w:rPr>
+        <w:t xml:space="preserve"> </w:t>
+      </w:r>
+      <w:r>
+        <w:rPr>
+          <w:rFonts w:hint="default" w:ascii="Arial Black" w:hAnsi="Arial Black" w:cs="Arial Black"/>
+          <w:i w:val="0"/>
+          <w:iCs w:val="0"/>
+          <w:sz w:val="40"/>
+          <w:szCs w:val="40"/>
+          <w:u w:val="single"/>
+          <w:lang w:val="en-US"/>
+        </w:rPr>
+        <w:t>•</w:t>
+      </w:r>
+    </w:p>
+    <w:p>
+      <w:pPr>
+        <w:rPr>
+          <w:lang w:val="sr-Latn-CS"/>
+        </w:rPr>
+      </w:pPr>
+    </w:p>
+    <w:p>
+      <w:pPr>
+        <w:rPr>
+          <w:lang w:val="sr-Latn-CS"/>
+        </w:rPr>
+      </w:pPr>
     </w:p>
     <w:tbl>
       <w:tblPr>
@@ -635,7 +685,8 @@
       <w:pPr>
         <w:pStyle w:val="30"/>
         <w:rPr>
-          <w:lang w:val="sr-Latn-CS"/>
+          <w:rFonts w:hint="default"/>
+          <w:lang w:val="en-US"/>
         </w:rPr>
       </w:pPr>
       <w:r>
@@ -646,9 +697,42 @@
       </w:r>
       <w:r>
         <w:rPr>
+          <w:rFonts w:hint="default" w:ascii="Arial Black" w:hAnsi="Arial Black" w:cs="Arial Black"/>
+          <w:i w:val="0"/>
+          <w:iCs w:val="0"/>
+          <w:sz w:val="40"/>
+          <w:szCs w:val="40"/>
+          <w:u w:val="single"/>
+          <w:lang w:val="en-US"/>
+        </w:rPr>
+        <w:t xml:space="preserve">• </w:t>
+      </w:r>
+      <w:r>
+        <w:rPr>
+          <w:u w:val="single"/>
           <w:lang w:val="sr-Latn-CS"/>
         </w:rPr>
         <w:t>Sadržaj</w:t>
+      </w:r>
+      <w:r>
+        <w:rPr>
+          <w:rFonts w:hint="default"/>
+          <w:u w:val="single"/>
+          <w:lang w:val="en-US"/>
+        </w:rPr>
+        <w:t xml:space="preserve"> </w:t>
+      </w:r>
+      <w:r>
+        <w:rPr>
+          <w:rFonts w:hint="default" w:ascii="Arial Black" w:hAnsi="Arial Black" w:cs="Arial Black"/>
+          <w:i w:val="0"/>
+          <w:iCs w:val="0"/>
+          <w:sz w:val="40"/>
+          <w:szCs w:val="40"/>
+          <w:u w:val="single"/>
+          <w:lang w:val="en-US"/>
+        </w:rPr>
+        <w:t>•</w:t>
       </w:r>
     </w:p>
     <w:p>
@@ -658,8 +742,6 @@
           <w:tab w:val="right" w:leader="dot" w:pos="9360"/>
         </w:tabs>
       </w:pPr>
-      <w:bookmarkStart w:id="54" w:name="_GoBack"/>
-      <w:bookmarkEnd w:id="54"/>
       <w:r>
         <w:rPr>
           <w:b/>
@@ -1848,83 +1930,34 @@
         <w:pStyle w:val="33"/>
         <w:tabs>
           <w:tab w:val="right" w:leader="dot" w:pos="9360"/>
-          <w:tab w:val="right" w:pos="11200"/>
         </w:tabs>
-      </w:pPr>
-      <w:r>
-        <w:rPr>
-          <w:rFonts w:hint="default" w:ascii="Times New Roman" w:hAnsi="Times New Roman" w:eastAsia="SimSun" w:cs="Times New Roman"/>
-          <w:i w:val="0"/>
-          <w:iCs w:val="0"/>
-          <w:szCs w:val="20"/>
-        </w:rPr>
-        <w:t xml:space="preserve">Proces koji prikazuje korisnički interfejs (Angular SPA). Učitava rute/komponente, izvršava validacije </w:t>
-      </w:r>
-      <w:r>
-        <w:rPr>
-          <w:rFonts w:hint="default" w:ascii="Times New Roman" w:hAnsi="Times New Roman" w:eastAsia="SimSun" w:cs="Times New Roman"/>
-          <w:i w:val="0"/>
-          <w:iCs w:val="0"/>
-          <w:szCs w:val="20"/>
-          <w:lang w:val="en-US"/>
-        </w:rPr>
+        <w:rPr>
+          <w:rFonts w:hint="default"/>
+          <w:lang w:val="en-US"/>
+        </w:rPr>
+      </w:pPr>
+      <w:r>
+        <w:rPr>
+          <w:lang w:val="sr-Latn-CS"/>
+        </w:rPr>
+        <w:t xml:space="preserve">8.1.2 </w:t>
+      </w:r>
+      <w:r>
+        <w:rPr>
+          <w:rFonts w:hint="default"/>
+          <w:lang w:val="en-US"/>
+        </w:rPr>
+        <w:t>Web server (Node.js/Express)</w:t>
+      </w:r>
+      <w:r>
         <w:tab/>
       </w:r>
       <w:r>
         <w:rPr>
-          <w:rFonts w:hint="default" w:ascii="Times New Roman" w:hAnsi="Times New Roman" w:eastAsia="SimSun" w:cs="Times New Roman"/>
-          <w:i w:val="0"/>
-          <w:iCs w:val="0"/>
-          <w:szCs w:val="20"/>
-        </w:rPr>
-        <w:t xml:space="preserve">formi i šalje REST zahteve ka API-ju (HTTPS). Čuva JWT token u localStorage i prosleđuje ga u HTTP </w:t>
-      </w:r>
-      <w:r>
-        <w:rPr>
-          <w:rFonts w:hint="default" w:ascii="Times New Roman" w:hAnsi="Times New Roman" w:eastAsia="SimSun" w:cs="Times New Roman"/>
-          <w:i w:val="0"/>
-          <w:iCs w:val="0"/>
-          <w:szCs w:val="20"/>
-          <w:lang w:val="en-US"/>
-        </w:rPr>
-        <w:t xml:space="preserve"> </w:t>
-      </w:r>
-      <w:r>
-        <w:rPr>
-          <w:rFonts w:hint="default" w:ascii="Times New Roman" w:hAnsi="Times New Roman" w:eastAsia="SimSun" w:cs="Times New Roman"/>
-          <w:i w:val="0"/>
-          <w:iCs w:val="0"/>
-          <w:szCs w:val="20"/>
-        </w:rPr>
-        <w:t>zaglavlju</w:t>
-      </w:r>
-      <w:r>
-        <w:rPr>
-          <w:rFonts w:hint="default" w:ascii="Times New Roman" w:hAnsi="Times New Roman" w:eastAsia="SimSun" w:cs="Times New Roman"/>
-          <w:i w:val="0"/>
-          <w:iCs w:val="0"/>
-          <w:szCs w:val="20"/>
-          <w:lang w:val="en-US"/>
-        </w:rPr>
-        <w:t>.</w:t>
-      </w:r>
-      <w:r>
-        <w:tab/>
-      </w:r>
-      <w:r>
-        <w:fldChar w:fldCharType="begin"/>
-      </w:r>
-      <w:r>
-        <w:instrText xml:space="preserve"> PAGEREF _Toc13179 \h </w:instrText>
-      </w:r>
-      <w:r>
-        <w:fldChar w:fldCharType="separate"/>
-      </w:r>
-      <w:r>
+          <w:rFonts w:hint="default"/>
+          <w:lang w:val="en-US"/>
+        </w:rPr>
         <w:t>10</w:t>
-      </w:r>
-      <w:r>
-        <w:fldChar w:fldCharType="end"/>
       </w:r>
     </w:p>
     <w:p>
@@ -1936,16 +1969,9 @@
       </w:pPr>
       <w:r>
         <w:rPr>
-          <w:lang w:val="sr-Latn-CS"/>
-        </w:rPr>
-        <w:t xml:space="preserve">8.1.2 </w:t>
-      </w:r>
-      <w:r>
-        <w:rPr>
-          <w:rFonts w:hint="default"/>
-          <w:lang w:val="en-US"/>
-        </w:rPr>
-        <w:t>Web server (Node.js/Express)</w:t>
+          <w:rFonts w:hint="default"/>
+        </w:rPr>
+        <w:t>8.1.3 Auth/JWT servis (deo web servera)</w:t>
       </w:r>
       <w:r>
         <w:tab/>
@@ -1954,101 +1980,7 @@
         <w:fldChar w:fldCharType="begin"/>
       </w:r>
       <w:r>
-        <w:instrText xml:space="preserve"> PAGEREF _Toc13505 \h </w:instrText>
-      </w:r>
-      <w:r>
-        <w:fldChar w:fldCharType="separate"/>
-      </w:r>
-      <w:r>
-        <w:t>10</w:t>
-      </w:r>
-      <w:r>
-        <w:fldChar w:fldCharType="end"/>
-      </w:r>
-    </w:p>
-    <w:p>
-      <w:pPr>
-        <w:pStyle w:val="33"/>
-        <w:tabs>
-          <w:tab w:val="right" w:leader="dot" w:pos="9360"/>
-          <w:tab w:val="right" w:pos="11200"/>
-        </w:tabs>
-      </w:pPr>
-      <w:r>
-        <w:rPr>
-          <w:rFonts w:hint="default" w:ascii="Times New Roman" w:hAnsi="Times New Roman" w:eastAsia="SimSun" w:cs="Times New Roman"/>
-          <w:i w:val="0"/>
-          <w:iCs w:val="0"/>
-          <w:szCs w:val="20"/>
-          <w:lang w:val="en-US"/>
-        </w:rPr>
-        <w:t>P</w:t>
-      </w:r>
-      <w:r>
-        <w:rPr>
-          <w:rFonts w:hint="default" w:ascii="Times New Roman" w:hAnsi="Times New Roman" w:eastAsia="SimSun" w:cs="Times New Roman"/>
-          <w:i w:val="0"/>
-          <w:iCs w:val="0"/>
-          <w:szCs w:val="20"/>
-        </w:rPr>
-        <w:t xml:space="preserve">roces koji prima HTTP(S) zahteve sa klijenta i delegira ih kontrolerima. Primena middleware-a: CORS, </w:t>
-      </w:r>
-      <w:r>
-        <w:rPr>
-          <w:rFonts w:hint="default" w:ascii="Times New Roman" w:hAnsi="Times New Roman" w:eastAsia="SimSun" w:cs="Times New Roman"/>
-          <w:i w:val="0"/>
-          <w:iCs w:val="0"/>
-          <w:szCs w:val="20"/>
-          <w:lang w:val="en-US"/>
-        </w:rPr>
-        <w:tab/>
-      </w:r>
-      <w:r>
-        <w:rPr>
-          <w:rFonts w:hint="default" w:ascii="Times New Roman" w:hAnsi="Times New Roman" w:eastAsia="SimSun" w:cs="Times New Roman"/>
-          <w:i w:val="0"/>
-          <w:iCs w:val="0"/>
-          <w:szCs w:val="20"/>
-        </w:rPr>
-        <w:t xml:space="preserve">parsiranje JSON tela, verifikacija JWT, centralizovano hvatanje grešaka i logovanje. Orkestrira poslovna </w:t>
-      </w:r>
-      <w:r>
-        <w:rPr>
-          <w:rFonts w:hint="default" w:ascii="Times New Roman" w:hAnsi="Times New Roman" w:eastAsia="SimSun" w:cs="Times New Roman"/>
-          <w:i w:val="0"/>
-          <w:iCs w:val="0"/>
-          <w:szCs w:val="20"/>
-          <w:lang w:val="en-US"/>
-        </w:rPr>
-        <w:t xml:space="preserve"> </w:t>
-      </w:r>
-      <w:r>
-        <w:rPr>
-          <w:rFonts w:hint="default" w:ascii="Times New Roman" w:hAnsi="Times New Roman" w:eastAsia="SimSun" w:cs="Times New Roman"/>
-          <w:i w:val="0"/>
-          <w:iCs w:val="0"/>
-          <w:szCs w:val="20"/>
-        </w:rPr>
-        <w:t>pravila (validacije, dozvole, transakcije) i komunicira sa slojem pristupa podacima</w:t>
-      </w:r>
-      <w:r>
-        <w:rPr>
-          <w:rFonts w:hint="default" w:ascii="Times New Roman" w:hAnsi="Times New Roman" w:eastAsia="SimSun" w:cs="Times New Roman"/>
-          <w:i w:val="0"/>
-          <w:iCs w:val="0"/>
-          <w:szCs w:val="20"/>
-          <w:lang w:val="en-US"/>
-        </w:rPr>
-        <w:t>.</w:t>
-      </w:r>
-      <w:r>
-        <w:tab/>
-      </w:r>
-      <w:r>
-        <w:fldChar w:fldCharType="begin"/>
-      </w:r>
-      <w:r>
-        <w:instrText xml:space="preserve"> PAGEREF _Toc25906 \h </w:instrText>
+        <w:instrText xml:space="preserve"> PAGEREF _Toc22853 \h </w:instrText>
       </w:r>
       <w:r>
         <w:fldChar w:fldCharType="separate"/>
@@ -2069,9 +2001,18 @@
       </w:pPr>
       <w:r>
         <w:rPr>
-          <w:rFonts w:hint="default"/>
-        </w:rPr>
-        <w:t>8.1.3 Auth/JWT servis (deo web servera)</w:t>
+          <w:rFonts w:hint="default" w:ascii="Arial" w:hAnsi="Arial" w:cs="Arial"/>
+          <w:szCs w:val="20"/>
+          <w:lang w:val="en-US"/>
+        </w:rPr>
+        <w:t xml:space="preserve">8.1.4 </w:t>
+      </w:r>
+      <w:r>
+        <w:rPr>
+          <w:rFonts w:hint="default" w:ascii="Arial" w:hAnsi="Arial" w:eastAsia="SimSun" w:cs="Arial"/>
+          <w:szCs w:val="20"/>
+        </w:rPr>
+        <w:t>Rezervacioni servis (deo web servera)</w:t>
       </w:r>
       <w:r>
         <w:tab/>
@@ -2080,7 +2021,7 @@
         <w:fldChar w:fldCharType="begin"/>
       </w:r>
       <w:r>
-        <w:instrText xml:space="preserve"> PAGEREF _Toc22853 \h </w:instrText>
+        <w:instrText xml:space="preserve"> PAGEREF _Toc17990 \h </w:instrText>
       </w:r>
       <w:r>
         <w:fldChar w:fldCharType="separate"/>
@@ -2101,18 +2042,9 @@
       </w:pPr>
       <w:r>
         <w:rPr>
-          <w:rFonts w:hint="default" w:ascii="Arial" w:hAnsi="Arial" w:cs="Arial"/>
-          <w:szCs w:val="20"/>
-          <w:lang w:val="en-US"/>
-        </w:rPr>
-        <w:t xml:space="preserve">8.1.4 </w:t>
-      </w:r>
-      <w:r>
-        <w:rPr>
-          <w:rFonts w:hint="default" w:ascii="Arial" w:hAnsi="Arial" w:eastAsia="SimSun" w:cs="Arial"/>
-          <w:szCs w:val="20"/>
-        </w:rPr>
-        <w:t>Rezervacioni servis (deo web servera)</w:t>
+          <w:rFonts w:hint="default"/>
+        </w:rPr>
+        <w:t>8.1.5 MySQL Server (DBMS)</w:t>
       </w:r>
       <w:r>
         <w:tab/>
@@ -2121,13 +2053,276 @@
         <w:fldChar w:fldCharType="begin"/>
       </w:r>
       <w:r>
-        <w:instrText xml:space="preserve"> PAGEREF _Toc17990 \h </w:instrText>
+        <w:instrText xml:space="preserve"> PAGEREF _Toc22344 \h </w:instrText>
       </w:r>
       <w:r>
         <w:fldChar w:fldCharType="separate"/>
       </w:r>
       <w:r>
         <w:t>10</w:t>
+      </w:r>
+      <w:r>
+        <w:fldChar w:fldCharType="end"/>
+      </w:r>
+    </w:p>
+    <w:p>
+      <w:pPr>
+        <w:pStyle w:val="31"/>
+        <w:tabs>
+          <w:tab w:val="right" w:leader="dot" w:pos="9360"/>
+        </w:tabs>
+      </w:pPr>
+      <w:r>
+        <w:rPr>
+          <w:lang w:val="sr-Latn-CS"/>
+        </w:rPr>
+        <w:t>9. Pogled na raspoređivanje sistema</w:t>
+      </w:r>
+      <w:r>
+        <w:tab/>
+      </w:r>
+      <w:r>
+        <w:fldChar w:fldCharType="begin"/>
+      </w:r>
+      <w:r>
+        <w:instrText xml:space="preserve"> PAGEREF _Toc32278 \h </w:instrText>
+      </w:r>
+      <w:r>
+        <w:fldChar w:fldCharType="separate"/>
+      </w:r>
+      <w:r>
+        <w:t>10</w:t>
+      </w:r>
+      <w:r>
+        <w:fldChar w:fldCharType="end"/>
+      </w:r>
+    </w:p>
+    <w:p>
+      <w:pPr>
+        <w:pStyle w:val="32"/>
+        <w:tabs>
+          <w:tab w:val="right" w:leader="dot" w:pos="9360"/>
+        </w:tabs>
+      </w:pPr>
+      <w:r>
+        <w:rPr>
+          <w:lang w:val="sr-Latn-CS"/>
+        </w:rPr>
+        <w:t>9.1 Klijent</w:t>
+      </w:r>
+      <w:r>
+        <w:tab/>
+      </w:r>
+      <w:r>
+        <w:fldChar w:fldCharType="begin"/>
+      </w:r>
+      <w:r>
+        <w:instrText xml:space="preserve"> PAGEREF _Toc9240 \h </w:instrText>
+      </w:r>
+      <w:r>
+        <w:fldChar w:fldCharType="separate"/>
+      </w:r>
+      <w:r>
+        <w:t>10</w:t>
+      </w:r>
+      <w:r>
+        <w:fldChar w:fldCharType="end"/>
+      </w:r>
+    </w:p>
+    <w:p>
+      <w:pPr>
+        <w:pStyle w:val="32"/>
+        <w:tabs>
+          <w:tab w:val="right" w:leader="dot" w:pos="9360"/>
+        </w:tabs>
+      </w:pPr>
+      <w:r>
+        <w:rPr>
+          <w:lang w:val="sr-Latn-CS"/>
+        </w:rPr>
+        <w:t>9.2 Web server</w:t>
+      </w:r>
+      <w:r>
+        <w:tab/>
+      </w:r>
+      <w:r>
+        <w:fldChar w:fldCharType="begin"/>
+      </w:r>
+      <w:r>
+        <w:instrText xml:space="preserve"> PAGEREF _Toc30269 \h </w:instrText>
+      </w:r>
+      <w:r>
+        <w:fldChar w:fldCharType="separate"/>
+      </w:r>
+      <w:r>
+        <w:t>11</w:t>
+      </w:r>
+      <w:r>
+        <w:fldChar w:fldCharType="end"/>
+      </w:r>
+    </w:p>
+    <w:p>
+      <w:pPr>
+        <w:pStyle w:val="32"/>
+        <w:tabs>
+          <w:tab w:val="right" w:leader="dot" w:pos="9360"/>
+        </w:tabs>
+      </w:pPr>
+      <w:r>
+        <w:rPr>
+          <w:lang w:val="sr-Latn-CS"/>
+        </w:rPr>
+        <w:t>9.3 DBMS server</w:t>
+      </w:r>
+      <w:r>
+        <w:tab/>
+      </w:r>
+      <w:r>
+        <w:fldChar w:fldCharType="begin"/>
+      </w:r>
+      <w:r>
+        <w:instrText xml:space="preserve"> PAGEREF _Toc25406 \h </w:instrText>
+      </w:r>
+      <w:r>
+        <w:fldChar w:fldCharType="separate"/>
+      </w:r>
+      <w:r>
+        <w:t>11</w:t>
+      </w:r>
+      <w:r>
+        <w:fldChar w:fldCharType="end"/>
+      </w:r>
+    </w:p>
+    <w:p>
+      <w:pPr>
+        <w:pStyle w:val="31"/>
+        <w:tabs>
+          <w:tab w:val="right" w:leader="dot" w:pos="9360"/>
+        </w:tabs>
+      </w:pPr>
+      <w:r>
+        <w:rPr>
+          <w:lang w:val="sr-Latn-CS"/>
+        </w:rPr>
+        <w:t>10. Pogled na implementaciju sistema</w:t>
+      </w:r>
+      <w:r>
+        <w:tab/>
+      </w:r>
+      <w:r>
+        <w:fldChar w:fldCharType="begin"/>
+      </w:r>
+      <w:r>
+        <w:instrText xml:space="preserve"> PAGEREF _Toc8737 \h </w:instrText>
+      </w:r>
+      <w:r>
+        <w:fldChar w:fldCharType="separate"/>
+      </w:r>
+      <w:r>
+        <w:t>11</w:t>
+      </w:r>
+      <w:r>
+        <w:fldChar w:fldCharType="end"/>
+      </w:r>
+    </w:p>
+    <w:p>
+      <w:pPr>
+        <w:pStyle w:val="32"/>
+        <w:tabs>
+          <w:tab w:val="right" w:leader="dot" w:pos="9360"/>
+        </w:tabs>
+      </w:pPr>
+      <w:r>
+        <w:rPr>
+          <w:lang w:val="sr-Latn-CS"/>
+        </w:rPr>
+        <w:t>10.1 Model dome</w:t>
+      </w:r>
+      <w:r>
+        <w:rPr>
+          <w:rFonts w:hint="default"/>
+          <w:lang w:val="en-US"/>
+        </w:rPr>
+        <w:t>na</w:t>
+      </w:r>
+      <w:r>
+        <w:tab/>
+      </w:r>
+      <w:r>
+        <w:fldChar w:fldCharType="begin"/>
+      </w:r>
+      <w:r>
+        <w:instrText xml:space="preserve"> PAGEREF _Toc824 \h </w:instrText>
+      </w:r>
+      <w:r>
+        <w:fldChar w:fldCharType="separate"/>
+      </w:r>
+      <w:r>
+        <w:t>11</w:t>
+      </w:r>
+      <w:r>
+        <w:fldChar w:fldCharType="end"/>
+      </w:r>
+    </w:p>
+    <w:p>
+      <w:pPr>
+        <w:pStyle w:val="32"/>
+        <w:tabs>
+          <w:tab w:val="right" w:leader="dot" w:pos="9360"/>
+        </w:tabs>
+      </w:pPr>
+      <w:r>
+        <w:rPr>
+          <w:lang w:val="sr-Latn-CS"/>
+        </w:rPr>
+        <w:t>10.2 Šema baze podataka</w:t>
+      </w:r>
+      <w:r>
+        <w:tab/>
+      </w:r>
+      <w:r>
+        <w:fldChar w:fldCharType="begin"/>
+      </w:r>
+      <w:r>
+        <w:instrText xml:space="preserve"> PAGEREF _Toc14433 \h </w:instrText>
+      </w:r>
+      <w:r>
+        <w:fldChar w:fldCharType="separate"/>
+      </w:r>
+      <w:r>
+        <w:t>12</w:t>
+      </w:r>
+      <w:r>
+        <w:fldChar w:fldCharType="end"/>
+      </w:r>
+    </w:p>
+    <w:p>
+      <w:pPr>
+        <w:pStyle w:val="32"/>
+        <w:tabs>
+          <w:tab w:val="right" w:leader="dot" w:pos="9360"/>
+        </w:tabs>
+      </w:pPr>
+      <w:r>
+        <w:rPr>
+          <w:lang w:val="sr-Latn-CS"/>
+        </w:rPr>
+        <w:t>10.3 Komponente sistema</w:t>
+      </w:r>
+      <w:r>
+        <w:tab/>
+      </w:r>
+      <w:r>
+        <w:fldChar w:fldCharType="begin"/>
+      </w:r>
+      <w:r>
+        <w:instrText xml:space="preserve"> PAGEREF _Toc14987 \h </w:instrText>
+      </w:r>
+      <w:r>
+        <w:fldChar w:fldCharType="separate"/>
+      </w:r>
+      <w:r>
+        <w:t>12</w:t>
       </w:r>
       <w:r>
         <w:fldChar w:fldCharType="end"/>
@@ -2142,9 +2337,9 @@
       </w:pPr>
       <w:r>
         <w:rPr>
-          <w:rFonts w:hint="default"/>
-        </w:rPr>
-        <w:t>8.1.5 MySQL Server (DBMS)</w:t>
+          <w:lang w:val="sr-Latn-CS"/>
+        </w:rPr>
+        <w:t>10.3.1 Komponente korisničkog interfejsa</w:t>
       </w:r>
       <w:r>
         <w:tab/>
@@ -2153,13 +2348,13 @@
         <w:fldChar w:fldCharType="begin"/>
       </w:r>
       <w:r>
-        <w:instrText xml:space="preserve"> PAGEREF _Toc22344 \h </w:instrText>
+        <w:instrText xml:space="preserve"> PAGEREF _Toc3658 \h </w:instrText>
       </w:r>
       <w:r>
         <w:fldChar w:fldCharType="separate"/>
       </w:r>
       <w:r>
-        <w:t>10</w:t>
+        <w:t>13</w:t>
       </w:r>
       <w:r>
         <w:fldChar w:fldCharType="end"/>
@@ -2169,123 +2364,46 @@
       <w:pPr>
         <w:pStyle w:val="33"/>
         <w:tabs>
-          <w:tab w:val="right" w:pos="4000"/>
           <w:tab w:val="right" w:leader="dot" w:pos="9360"/>
         </w:tabs>
       </w:pPr>
       <w:r>
         <w:rPr>
-          <w:rFonts w:hint="default" w:ascii="Times New Roman" w:hAnsi="Times New Roman" w:eastAsia="SimSun" w:cs="Times New Roman"/>
-          <w:i w:val="0"/>
-          <w:iCs w:val="0"/>
-          <w:szCs w:val="20"/>
-        </w:rPr>
-        <w:t>Proces baze podataka koji obezbeđuje pouzdanu i performantnu persistenciju:</w:t>
-      </w:r>
-      <w:r>
-        <w:rPr>
-          <w:rFonts w:hint="default" w:ascii="Times New Roman" w:hAnsi="Times New Roman" w:eastAsia="SimSun" w:cs="Times New Roman"/>
-          <w:i w:val="0"/>
-          <w:iCs w:val="0"/>
-          <w:szCs w:val="20"/>
-          <w:lang w:val="en-US"/>
-        </w:rPr>
-        <w:t xml:space="preserve"> </w:t>
-      </w:r>
-      <w:r>
-        <w:rPr>
-          <w:rFonts w:hint="default" w:ascii="Times New Roman" w:hAnsi="Times New Roman" w:eastAsia="SimSun" w:cs="Times New Roman"/>
-          <w:i w:val="0"/>
-          <w:iCs w:val="0"/>
-          <w:szCs w:val="20"/>
-        </w:rPr>
-        <w:t xml:space="preserve">Tabele: users, reservations(id, </w:t>
-      </w:r>
-      <w:r>
-        <w:rPr>
-          <w:rFonts w:hint="default" w:ascii="Times New Roman" w:hAnsi="Times New Roman" w:eastAsia="SimSun" w:cs="Times New Roman"/>
-          <w:i w:val="0"/>
-          <w:iCs w:val="0"/>
-          <w:szCs w:val="20"/>
-          <w:lang w:val="en-US"/>
-        </w:rPr>
+          <w:lang w:val="sr-Latn-CS"/>
+        </w:rPr>
+        <w:t>10.3.2 Komponente aplikacione logike</w:t>
+      </w:r>
+      <w:r>
         <w:tab/>
       </w:r>
       <w:r>
-        <w:rPr>
-          <w:rFonts w:hint="default" w:ascii="Times New Roman" w:hAnsi="Times New Roman" w:eastAsia="SimSun" w:cs="Times New Roman"/>
-          <w:i w:val="0"/>
-          <w:iCs w:val="0"/>
-          <w:szCs w:val="20"/>
-        </w:rPr>
-        <w:t>email, film_title, datum, seats_json, total_eur, created_at), taken_seats(film_title, datum, seat_code, email,</w:t>
-      </w:r>
-      <w:r>
-        <w:rPr>
-          <w:rFonts w:hint="default" w:ascii="Times New Roman" w:hAnsi="Times New Roman" w:eastAsia="SimSun" w:cs="Times New Roman"/>
-          <w:i w:val="0"/>
-          <w:iCs w:val="0"/>
-          <w:szCs w:val="20"/>
-          <w:lang w:val="en-US"/>
-        </w:rPr>
-        <w:t xml:space="preserve"> </w:t>
-      </w:r>
-      <w:r>
-        <w:rPr>
-          <w:rFonts w:hint="default" w:ascii="Times New Roman" w:hAnsi="Times New Roman" w:eastAsia="SimSun" w:cs="Times New Roman"/>
-          <w:i w:val="0"/>
-          <w:iCs w:val="0"/>
-          <w:szCs w:val="20"/>
-          <w:lang w:val="en-US"/>
-        </w:rPr>
-        <w:t xml:space="preserve"> </w:t>
-      </w:r>
-      <w:r>
-        <w:rPr>
-          <w:rFonts w:hint="default" w:ascii="Times New Roman" w:hAnsi="Times New Roman" w:eastAsia="SimSun" w:cs="Times New Roman"/>
-          <w:i w:val="0"/>
-          <w:iCs w:val="0"/>
-          <w:szCs w:val="20"/>
-        </w:rPr>
-        <w:t>created_at), reviews(id, film_title, email, rating, comment, created_at).</w:t>
-      </w:r>
-      <w:r>
-        <w:rPr>
-          <w:rFonts w:hint="default" w:ascii="Times New Roman" w:hAnsi="Times New Roman" w:eastAsia="SimSun" w:cs="Times New Roman"/>
-          <w:i w:val="0"/>
-          <w:iCs w:val="0"/>
-          <w:szCs w:val="20"/>
-          <w:lang w:val="en-US"/>
-        </w:rPr>
-        <w:t xml:space="preserve"> </w:t>
-      </w:r>
-      <w:r>
-        <w:rPr>
-          <w:rFonts w:hint="default" w:ascii="Times New Roman" w:hAnsi="Times New Roman" w:eastAsia="SimSun" w:cs="Times New Roman"/>
-          <w:i w:val="0"/>
-          <w:iCs w:val="0"/>
-          <w:szCs w:val="20"/>
-        </w:rPr>
-        <w:t xml:space="preserve">Definisani FK/UNIQUE ključevi i </w:t>
-      </w:r>
-      <w:r>
-        <w:rPr>
-          <w:rFonts w:hint="default" w:ascii="Times New Roman" w:hAnsi="Times New Roman" w:eastAsia="SimSun" w:cs="Times New Roman"/>
-          <w:i w:val="0"/>
-          <w:iCs w:val="0"/>
-          <w:szCs w:val="20"/>
-          <w:lang w:val="en-US"/>
-        </w:rPr>
-        <w:t xml:space="preserve"> </w:t>
-      </w:r>
-      <w:r>
-        <w:rPr>
-          <w:rFonts w:hint="default" w:ascii="Times New Roman" w:hAnsi="Times New Roman" w:eastAsia="SimSun" w:cs="Times New Roman"/>
-          <w:i w:val="0"/>
-          <w:iCs w:val="0"/>
-          <w:szCs w:val="20"/>
-        </w:rPr>
-        <w:t>indeksi za najčešće upite.</w:t>
+        <w:fldChar w:fldCharType="begin"/>
+      </w:r>
+      <w:r>
+        <w:instrText xml:space="preserve"> PAGEREF _Toc1732 \h </w:instrText>
+      </w:r>
+      <w:r>
+        <w:fldChar w:fldCharType="separate"/>
+      </w:r>
+      <w:r>
+        <w:t>14</w:t>
+      </w:r>
+      <w:r>
+        <w:fldChar w:fldCharType="end"/>
+      </w:r>
+    </w:p>
+    <w:p>
+      <w:pPr>
+        <w:pStyle w:val="33"/>
+        <w:tabs>
+          <w:tab w:val="right" w:leader="dot" w:pos="9360"/>
+        </w:tabs>
+      </w:pPr>
+      <w:r>
+        <w:rPr>
+          <w:lang w:val="sr-Latn-CS"/>
+        </w:rPr>
+        <w:t>10.3.3 Komponente za pristup podacima</w:t>
       </w:r>
       <w:r>
         <w:tab/>
@@ -2294,13 +2412,13 @@
         <w:fldChar w:fldCharType="begin"/>
       </w:r>
       <w:r>
-        <w:instrText xml:space="preserve"> PAGEREF _Toc16677 \h </w:instrText>
+        <w:instrText xml:space="preserve"> PAGEREF _Toc31459 \h </w:instrText>
       </w:r>
       <w:r>
         <w:fldChar w:fldCharType="separate"/>
       </w:r>
       <w:r>
-        <w:t>10</w:t>
+        <w:t>14</w:t>
       </w:r>
       <w:r>
         <w:fldChar w:fldCharType="end"/>
@@ -2317,7 +2435,7 @@
         <w:rPr>
           <w:lang w:val="sr-Latn-CS"/>
         </w:rPr>
-        <w:t>9. Pogled na raspoređivanje sistema</w:t>
+        <w:t>11. Performanse</w:t>
       </w:r>
       <w:r>
         <w:tab/>
@@ -2326,109 +2444,13 @@
         <w:fldChar w:fldCharType="begin"/>
       </w:r>
       <w:r>
-        <w:instrText xml:space="preserve"> PAGEREF _Toc32278 \h </w:instrText>
+        <w:instrText xml:space="preserve"> PAGEREF _Toc7121 \h </w:instrText>
       </w:r>
       <w:r>
         <w:fldChar w:fldCharType="separate"/>
       </w:r>
       <w:r>
-        <w:t>10</w:t>
-      </w:r>
-      <w:r>
-        <w:fldChar w:fldCharType="end"/>
-      </w:r>
-    </w:p>
-    <w:p>
-      <w:pPr>
-        <w:pStyle w:val="32"/>
-        <w:tabs>
-          <w:tab w:val="right" w:leader="dot" w:pos="9360"/>
-        </w:tabs>
-      </w:pPr>
-      <w:r>
-        <w:rPr>
-          <w:lang w:val="sr-Latn-CS"/>
-        </w:rPr>
-        <w:t>9.1 Klijent</w:t>
-      </w:r>
-      <w:r>
-        <w:tab/>
-      </w:r>
-      <w:r>
-        <w:fldChar w:fldCharType="begin"/>
-      </w:r>
-      <w:r>
-        <w:instrText xml:space="preserve"> PAGEREF _Toc9240 \h </w:instrText>
-      </w:r>
-      <w:r>
-        <w:fldChar w:fldCharType="separate"/>
-      </w:r>
-      <w:r>
-        <w:t>10</w:t>
-      </w:r>
-      <w:r>
-        <w:fldChar w:fldCharType="end"/>
-      </w:r>
-    </w:p>
-    <w:p>
-      <w:pPr>
-        <w:pStyle w:val="32"/>
-        <w:tabs>
-          <w:tab w:val="right" w:leader="dot" w:pos="9360"/>
-        </w:tabs>
-      </w:pPr>
-      <w:r>
-        <w:rPr>
-          <w:lang w:val="sr-Latn-CS"/>
-        </w:rPr>
-        <w:t>9.2 Web server</w:t>
-      </w:r>
-      <w:r>
-        <w:tab/>
-      </w:r>
-      <w:r>
-        <w:fldChar w:fldCharType="begin"/>
-      </w:r>
-      <w:r>
-        <w:instrText xml:space="preserve"> PAGEREF _Toc30269 \h </w:instrText>
-      </w:r>
-      <w:r>
-        <w:fldChar w:fldCharType="separate"/>
-      </w:r>
-      <w:r>
-        <w:t>11</w:t>
-      </w:r>
-      <w:r>
-        <w:fldChar w:fldCharType="end"/>
-      </w:r>
-    </w:p>
-    <w:p>
-      <w:pPr>
-        <w:pStyle w:val="32"/>
-        <w:tabs>
-          <w:tab w:val="right" w:leader="dot" w:pos="9360"/>
-        </w:tabs>
-      </w:pPr>
-      <w:r>
-        <w:rPr>
-          <w:lang w:val="sr-Latn-CS"/>
-        </w:rPr>
-        <w:t>9.3 DBMS server</w:t>
-      </w:r>
-      <w:r>
-        <w:tab/>
-      </w:r>
-      <w:r>
-        <w:fldChar w:fldCharType="begin"/>
-      </w:r>
-      <w:r>
-        <w:instrText xml:space="preserve"> PAGEREF _Toc25406 \h </w:instrText>
-      </w:r>
-      <w:r>
-        <w:fldChar w:fldCharType="separate"/>
-      </w:r>
-      <w:r>
-        <w:t>11</w:t>
+        <w:t>15</w:t>
       </w:r>
       <w:r>
         <w:fldChar w:fldCharType="end"/>
@@ -2442,10 +2464,13 @@
         </w:tabs>
       </w:pPr>
       <w:r>
-        <w:rPr>
-          <w:lang w:val="sr-Latn-CS"/>
-        </w:rPr>
-        <w:t>10. Pogled na implementaciju sistema</w:t>
+        <w:t xml:space="preserve">12. </w:t>
+      </w:r>
+      <w:r>
+        <w:rPr>
+          <w:lang w:val="sr-Latn-CS"/>
+        </w:rPr>
+        <w:t>Kvalitet</w:t>
       </w:r>
       <w:r>
         <w:tab/>
@@ -2454,13 +2479,13 @@
         <w:fldChar w:fldCharType="begin"/>
       </w:r>
       <w:r>
-        <w:instrText xml:space="preserve"> PAGEREF _Toc8737 \h </w:instrText>
+        <w:instrText xml:space="preserve"> PAGEREF _Toc16215 \h </w:instrText>
       </w:r>
       <w:r>
         <w:fldChar w:fldCharType="separate"/>
       </w:r>
       <w:r>
-        <w:t>11</w:t>
+        <w:t>15</w:t>
       </w:r>
       <w:r>
         <w:fldChar w:fldCharType="end"/>
@@ -2468,284 +2493,22 @@
     </w:p>
     <w:p>
       <w:pPr>
-        <w:pStyle w:val="32"/>
-        <w:tabs>
-          <w:tab w:val="right" w:leader="dot" w:pos="9360"/>
-        </w:tabs>
-      </w:pPr>
-      <w:r>
-        <w:rPr>
-          <w:lang w:val="sr-Latn-CS"/>
-        </w:rPr>
-        <w:t>10.1 Model dome</w:t>
-      </w:r>
-      <w:r>
-        <w:rPr>
-          <w:rFonts w:hint="default"/>
-          <w:lang w:val="en-US"/>
-        </w:rPr>
-        <w:t>na</w:t>
-      </w:r>
-      <w:r>
-        <w:tab/>
-      </w:r>
-      <w:r>
-        <w:fldChar w:fldCharType="begin"/>
-      </w:r>
-      <w:r>
-        <w:instrText xml:space="preserve"> PAGEREF _Toc824 \h </w:instrText>
-      </w:r>
-      <w:r>
-        <w:fldChar w:fldCharType="separate"/>
-      </w:r>
-      <w:r>
-        <w:t>11</w:t>
-      </w:r>
-      <w:r>
+        <w:pStyle w:val="30"/>
+        <w:rPr>
+          <w:rFonts w:hint="default"/>
+          <w:u w:val="single"/>
+          <w:lang w:val="en-US"/>
+        </w:rPr>
+      </w:pPr>
+      <w:r>
+        <w:rPr>
+          <w:rFonts w:ascii="Times New Roman" w:hAnsi="Times New Roman"/>
+          <w:lang w:val="sr-Latn-CS"/>
+        </w:rPr>
         <w:fldChar w:fldCharType="end"/>
       </w:r>
-    </w:p>
-    <w:p>
-      <w:pPr>
-        <w:pStyle w:val="32"/>
-        <w:tabs>
-          <w:tab w:val="right" w:leader="dot" w:pos="9360"/>
-        </w:tabs>
-      </w:pPr>
-      <w:r>
-        <w:rPr>
-          <w:lang w:val="sr-Latn-CS"/>
-        </w:rPr>
-        <w:t>10.2 Šema baze podataka</w:t>
-      </w:r>
-      <w:r>
-        <w:tab/>
-      </w:r>
-      <w:r>
-        <w:fldChar w:fldCharType="begin"/>
-      </w:r>
-      <w:r>
-        <w:instrText xml:space="preserve"> PAGEREF _Toc14433 \h </w:instrText>
-      </w:r>
-      <w:r>
-        <w:fldChar w:fldCharType="separate"/>
-      </w:r>
-      <w:r>
-        <w:t>12</w:t>
-      </w:r>
-      <w:r>
-        <w:fldChar w:fldCharType="end"/>
-      </w:r>
-    </w:p>
-    <w:p>
-      <w:pPr>
-        <w:pStyle w:val="32"/>
-        <w:tabs>
-          <w:tab w:val="right" w:leader="dot" w:pos="9360"/>
-        </w:tabs>
-      </w:pPr>
-      <w:r>
-        <w:rPr>
-          <w:lang w:val="sr-Latn-CS"/>
-        </w:rPr>
-        <w:t>10.3 Komponente sistema</w:t>
-      </w:r>
-      <w:r>
-        <w:tab/>
-      </w:r>
-      <w:r>
-        <w:fldChar w:fldCharType="begin"/>
-      </w:r>
-      <w:r>
-        <w:instrText xml:space="preserve"> PAGEREF _Toc14987 \h </w:instrText>
-      </w:r>
-      <w:r>
-        <w:fldChar w:fldCharType="separate"/>
-      </w:r>
-      <w:r>
-        <w:t>12</w:t>
-      </w:r>
-      <w:r>
-        <w:fldChar w:fldCharType="end"/>
-      </w:r>
-    </w:p>
-    <w:p>
-      <w:pPr>
-        <w:pStyle w:val="33"/>
-        <w:tabs>
-          <w:tab w:val="right" w:leader="dot" w:pos="9360"/>
-        </w:tabs>
-      </w:pPr>
-      <w:r>
-        <w:rPr>
-          <w:lang w:val="sr-Latn-CS"/>
-        </w:rPr>
-        <w:t>10.3.1 Komponente korisničkog interfejsa</w:t>
-      </w:r>
-      <w:r>
-        <w:tab/>
-      </w:r>
-      <w:r>
-        <w:fldChar w:fldCharType="begin"/>
-      </w:r>
-      <w:r>
-        <w:instrText xml:space="preserve"> PAGEREF _Toc3658 \h </w:instrText>
-      </w:r>
-      <w:r>
-        <w:fldChar w:fldCharType="separate"/>
-      </w:r>
-      <w:r>
-        <w:t>13</w:t>
-      </w:r>
-      <w:r>
-        <w:fldChar w:fldCharType="end"/>
-      </w:r>
-    </w:p>
-    <w:p>
-      <w:pPr>
-        <w:pStyle w:val="33"/>
-        <w:tabs>
-          <w:tab w:val="right" w:leader="dot" w:pos="9360"/>
-        </w:tabs>
-      </w:pPr>
-      <w:r>
-        <w:rPr>
-          <w:lang w:val="sr-Latn-CS"/>
-        </w:rPr>
-        <w:t>10.3.2 Komponente aplikacione logike</w:t>
-      </w:r>
-      <w:r>
-        <w:tab/>
-      </w:r>
-      <w:r>
-        <w:fldChar w:fldCharType="begin"/>
-      </w:r>
-      <w:r>
-        <w:instrText xml:space="preserve"> PAGEREF _Toc1732 \h </w:instrText>
-      </w:r>
-      <w:r>
-        <w:fldChar w:fldCharType="separate"/>
-      </w:r>
-      <w:r>
-        <w:t>14</w:t>
-      </w:r>
-      <w:r>
-        <w:fldChar w:fldCharType="end"/>
-      </w:r>
-    </w:p>
-    <w:p>
-      <w:pPr>
-        <w:pStyle w:val="33"/>
-        <w:tabs>
-          <w:tab w:val="right" w:leader="dot" w:pos="9360"/>
-        </w:tabs>
-      </w:pPr>
-      <w:r>
-        <w:rPr>
-          <w:lang w:val="sr-Latn-CS"/>
-        </w:rPr>
-        <w:t>10.3.3 Komponente za pristup podacima</w:t>
-      </w:r>
-      <w:r>
-        <w:tab/>
-      </w:r>
-      <w:r>
-        <w:fldChar w:fldCharType="begin"/>
-      </w:r>
-      <w:r>
-        <w:instrText xml:space="preserve"> PAGEREF _Toc31459 \h </w:instrText>
-      </w:r>
-      <w:r>
-        <w:fldChar w:fldCharType="separate"/>
-      </w:r>
-      <w:r>
-        <w:t>14</w:t>
-      </w:r>
-      <w:r>
-        <w:fldChar w:fldCharType="end"/>
-      </w:r>
-    </w:p>
-    <w:p>
-      <w:pPr>
-        <w:pStyle w:val="31"/>
-        <w:tabs>
-          <w:tab w:val="right" w:leader="dot" w:pos="9360"/>
-        </w:tabs>
-      </w:pPr>
-      <w:r>
-        <w:rPr>
-          <w:lang w:val="sr-Latn-CS"/>
-        </w:rPr>
-        <w:t>11. Performanse</w:t>
-      </w:r>
-      <w:r>
-        <w:tab/>
-      </w:r>
-      <w:r>
-        <w:fldChar w:fldCharType="begin"/>
-      </w:r>
-      <w:r>
-        <w:instrText xml:space="preserve"> PAGEREF _Toc7121 \h </w:instrText>
-      </w:r>
-      <w:r>
-        <w:fldChar w:fldCharType="separate"/>
-      </w:r>
-      <w:r>
-        <w:t>15</w:t>
-      </w:r>
-      <w:r>
-        <w:fldChar w:fldCharType="end"/>
-      </w:r>
-    </w:p>
-    <w:p>
-      <w:pPr>
-        <w:pStyle w:val="31"/>
-        <w:tabs>
-          <w:tab w:val="right" w:leader="dot" w:pos="9360"/>
-        </w:tabs>
-      </w:pPr>
-      <w:r>
-        <w:t xml:space="preserve">12. </w:t>
-      </w:r>
-      <w:r>
-        <w:rPr>
-          <w:lang w:val="sr-Latn-CS"/>
-        </w:rPr>
-        <w:t>Kvalitet</w:t>
-      </w:r>
-      <w:r>
-        <w:tab/>
-      </w:r>
-      <w:r>
-        <w:fldChar w:fldCharType="begin"/>
-      </w:r>
-      <w:r>
-        <w:instrText xml:space="preserve"> PAGEREF _Toc16215 \h </w:instrText>
-      </w:r>
-      <w:r>
-        <w:fldChar w:fldCharType="separate"/>
-      </w:r>
-      <w:r>
-        <w:t>15</w:t>
-      </w:r>
-      <w:r>
-        <w:fldChar w:fldCharType="end"/>
-      </w:r>
-    </w:p>
-    <w:p>
-      <w:pPr>
-        <w:pStyle w:val="30"/>
-        <w:rPr>
-          <w:lang w:val="sr-Latn-CS"/>
-        </w:rPr>
-      </w:pPr>
-      <w:r>
-        <w:rPr>
-          <w:rFonts w:ascii="Times New Roman" w:hAnsi="Times New Roman"/>
-          <w:lang w:val="sr-Latn-CS"/>
-        </w:rPr>
-        <w:fldChar w:fldCharType="end"/>
-      </w:r>
+      <w:bookmarkStart w:id="54" w:name="_GoBack"/>
+      <w:bookmarkEnd w:id="54"/>
       <w:r>
         <w:rPr>
           <w:lang w:val="sr-Latn-CS"/>
@@ -2754,9 +2517,42 @@
       </w:r>
       <w:r>
         <w:rPr>
+          <w:rFonts w:hint="default" w:ascii="Arial Black" w:hAnsi="Arial Black" w:cs="Arial Black"/>
+          <w:i w:val="0"/>
+          <w:iCs w:val="0"/>
+          <w:sz w:val="40"/>
+          <w:szCs w:val="40"/>
+          <w:u w:val="single"/>
+          <w:lang w:val="en-US"/>
+        </w:rPr>
+        <w:t>•</w:t>
+      </w:r>
+      <w:r>
+        <w:rPr>
+          <w:u w:val="single"/>
           <w:lang w:val="sr-Latn-CS"/>
         </w:rPr>
         <w:t>Arhitekturni projekat</w:t>
+      </w:r>
+      <w:r>
+        <w:rPr>
+          <w:rFonts w:hint="default"/>
+          <w:u w:val="single"/>
+          <w:lang w:val="en-US"/>
+        </w:rPr>
+        <w:t xml:space="preserve"> </w:t>
+      </w:r>
+      <w:r>
+        <w:rPr>
+          <w:rFonts w:hint="default" w:ascii="Arial Black" w:hAnsi="Arial Black" w:cs="Arial Black"/>
+          <w:i w:val="0"/>
+          <w:iCs w:val="0"/>
+          <w:sz w:val="40"/>
+          <w:szCs w:val="40"/>
+          <w:u w:val="single"/>
+          <w:lang w:val="en-US"/>
+        </w:rPr>
+        <w:t>•</w:t>
       </w:r>
     </w:p>
     <w:p>
@@ -3271,7 +3067,7 @@
                     </pic:cNvPicPr>
                   </pic:nvPicPr>
                   <pic:blipFill>
-                    <a:blip r:embed="rId12"/>
+                    <a:blip r:embed="rId13"/>
                     <a:srcRect l="-2850" r="-934"/>
                     <a:stretch>
                       <a:fillRect/>
@@ -4548,7 +4344,7 @@
                     </pic:cNvPicPr>
                   </pic:nvPicPr>
                   <pic:blipFill>
-                    <a:blip r:embed="rId13"/>
+                    <a:blip r:embed="rId14"/>
                     <a:srcRect l="-2465" r="-2512"/>
                     <a:stretch>
                       <a:fillRect/>
@@ -5203,6 +4999,12 @@
           <w:lang w:val="sr-Latn-RS"/>
         </w:rPr>
         <w:tab/>
+      </w:r>
+      <w:r>
+        <w:rPr>
+          <w:rFonts w:hint="default"/>
+          <w:lang w:val="sr-Latn-RS"/>
+        </w:rPr>
         <w:t>DBMS</w:t>
       </w:r>
     </w:p>
@@ -5597,7 +5399,7 @@
                     </pic:cNvPicPr>
                   </pic:nvPicPr>
                   <pic:blipFill>
-                    <a:blip r:embed="rId14"/>
+                    <a:blip r:embed="rId15"/>
                     <a:srcRect l="-1044" r="-625"/>
                     <a:stretch>
                       <a:fillRect/>
@@ -5655,6 +5457,7 @@
       <w:pPr>
         <w:pStyle w:val="4"/>
         <w:numPr>
+          <w:ilvl w:val="2"/>
           <w:numId w:val="0"/>
         </w:numPr>
         <w:ind w:leftChars="0" w:firstLine="720" w:firstLineChars="0"/>
@@ -5703,6 +5506,8 @@
         <w:rPr>
           <w:rStyle w:val="28"/>
           <w:rFonts w:hint="default" w:ascii="Times New Roman" w:hAnsi="Times New Roman" w:eastAsia="SimSun" w:cs="Times New Roman"/>
+          <w:b/>
+          <w:bCs/>
           <w:i w:val="0"/>
           <w:iCs w:val="0"/>
           <w:sz w:val="20"/>
@@ -5807,6 +5612,7 @@
       <w:pPr>
         <w:pStyle w:val="4"/>
         <w:numPr>
+          <w:ilvl w:val="2"/>
           <w:numId w:val="0"/>
         </w:numPr>
         <w:ind w:leftChars="0" w:firstLine="720" w:firstLineChars="0"/>
@@ -5866,6 +5672,8 @@
         <w:rPr>
           <w:rStyle w:val="28"/>
           <w:rFonts w:hint="default" w:ascii="Times New Roman" w:hAnsi="Times New Roman" w:eastAsia="SimSun" w:cs="Times New Roman"/>
+          <w:b/>
+          <w:bCs/>
           <w:i w:val="0"/>
           <w:iCs w:val="0"/>
           <w:sz w:val="20"/>
@@ -6001,7 +5809,6 @@
           <w:lang w:val="en-US"/>
         </w:rPr>
         <w:tab/>
-        <w:t/>
       </w:r>
       <w:r>
         <w:rPr>
@@ -6236,6 +6043,7 @@
       <w:pPr>
         <w:pStyle w:val="4"/>
         <w:numPr>
+          <w:ilvl w:val="2"/>
           <w:numId w:val="0"/>
         </w:numPr>
         <w:bidi w:val="0"/>
@@ -6455,6 +6263,8 @@
         <w:rPr>
           <w:rStyle w:val="28"/>
           <w:rFonts w:hint="default" w:ascii="Times New Roman" w:hAnsi="Times New Roman" w:eastAsia="SimSun" w:cs="Times New Roman"/>
+          <w:b/>
+          <w:bCs/>
           <w:i w:val="0"/>
           <w:iCs w:val="0"/>
           <w:sz w:val="20"/>
@@ -6487,6 +6297,8 @@
         <w:rPr>
           <w:rStyle w:val="28"/>
           <w:rFonts w:hint="default" w:ascii="Times New Roman" w:hAnsi="Times New Roman" w:eastAsia="SimSun" w:cs="Times New Roman"/>
+          <w:b/>
+          <w:bCs/>
           <w:i w:val="0"/>
           <w:iCs w:val="0"/>
           <w:sz w:val="20"/>
@@ -6635,7 +6447,7 @@
                     </pic:cNvPicPr>
                   </pic:nvPicPr>
                   <pic:blipFill>
-                    <a:blip r:embed="rId15" cstate="print"/>
+                    <a:blip r:embed="rId16" cstate="print"/>
                     <a:srcRect/>
                     <a:stretch>
                       <a:fillRect/>
@@ -6937,7 +6749,6 @@
           <w:lang w:val="en-US"/>
         </w:rPr>
         <w:tab/>
-        <w:t/>
       </w:r>
       <w:r>
         <w:rPr>
@@ -7213,7 +7024,6 @@
           <w:lang w:val="en-US"/>
         </w:rPr>
         <w:tab/>
-        <w:t/>
       </w:r>
       <w:r>
         <w:rPr>
@@ -7267,7 +7077,6 @@
           <w:lang w:val="en-US"/>
         </w:rPr>
         <w:tab/>
-        <w:t/>
       </w:r>
       <w:r>
         <w:rPr>
@@ -7689,7 +7498,7 @@
                     </pic:cNvPicPr>
                   </pic:nvPicPr>
                   <pic:blipFill>
-                    <a:blip r:embed="rId16"/>
+                    <a:blip r:embed="rId17"/>
                     <a:stretch>
                       <a:fillRect/>
                     </a:stretch>
@@ -7882,7 +7691,7 @@
                     </pic:cNvPicPr>
                   </pic:nvPicPr>
                   <pic:blipFill>
-                    <a:blip r:embed="rId17"/>
+                    <a:blip r:embed="rId18"/>
                     <a:stretch>
                       <a:fillRect/>
                     </a:stretch>
@@ -8718,7 +8527,7 @@
                     </pic:cNvPicPr>
                   </pic:nvPicPr>
                   <pic:blipFill>
-                    <a:blip r:embed="rId18"/>
+                    <a:blip r:embed="rId19"/>
                     <a:stretch>
                       <a:fillRect/>
                     </a:stretch>
@@ -8763,6 +8572,7 @@
         <w:keepLines w:val="0"/>
         <w:widowControl/>
         <w:numPr>
+          <w:ilvl w:val="0"/>
           <w:numId w:val="0"/>
         </w:numPr>
         <w:suppressLineNumbers w:val="0"/>
@@ -8784,6 +8594,7 @@
         <w:keepLines w:val="0"/>
         <w:widowControl/>
         <w:numPr>
+          <w:ilvl w:val="0"/>
           <w:numId w:val="0"/>
         </w:numPr>
         <w:suppressLineNumbers w:val="0"/>
@@ -8805,6 +8616,7 @@
         <w:keepLines w:val="0"/>
         <w:widowControl/>
         <w:numPr>
+          <w:ilvl w:val="0"/>
           <w:numId w:val="0"/>
         </w:numPr>
         <w:suppressLineNumbers w:val="0"/>
@@ -8826,6 +8638,7 @@
         <w:keepLines w:val="0"/>
         <w:widowControl/>
         <w:numPr>
+          <w:ilvl w:val="0"/>
           <w:numId w:val="0"/>
         </w:numPr>
         <w:suppressLineNumbers w:val="0"/>
@@ -8847,6 +8660,7 @@
         <w:keepLines w:val="0"/>
         <w:widowControl/>
         <w:numPr>
+          <w:ilvl w:val="0"/>
           <w:numId w:val="0"/>
         </w:numPr>
         <w:suppressLineNumbers w:val="0"/>
@@ -8868,6 +8682,7 @@
         <w:keepLines w:val="0"/>
         <w:widowControl/>
         <w:numPr>
+          <w:ilvl w:val="0"/>
           <w:numId w:val="0"/>
         </w:numPr>
         <w:suppressLineNumbers w:val="0"/>
@@ -8902,6 +8717,7 @@
         <w:keepLines w:val="0"/>
         <w:widowControl/>
         <w:numPr>
+          <w:ilvl w:val="0"/>
           <w:numId w:val="0"/>
         </w:numPr>
         <w:suppressLineNumbers w:val="0"/>
@@ -8925,6 +8741,7 @@
         <w:keepLines w:val="0"/>
         <w:widowControl/>
         <w:numPr>
+          <w:ilvl w:val="0"/>
           <w:numId w:val="0"/>
         </w:numPr>
         <w:suppressLineNumbers w:val="0"/>
@@ -9009,7 +8826,6 @@
           <w:lang w:val="en-US"/>
         </w:rPr>
         <w:tab/>
-        <w:t/>
       </w:r>
       <w:r>
         <w:rPr>
@@ -9642,7 +9458,7 @@
                     </pic:cNvPicPr>
                   </pic:nvPicPr>
                   <pic:blipFill>
-                    <a:blip r:embed="rId19"/>
+                    <a:blip r:embed="rId20"/>
                     <a:stretch>
                       <a:fillRect/>
                     </a:stretch>
@@ -9793,7 +9609,7 @@
                     </pic:cNvPicPr>
                   </pic:nvPicPr>
                   <pic:blipFill>
-                    <a:blip r:embed="rId20"/>
+                    <a:blip r:embed="rId21"/>
                     <a:stretch>
                       <a:fillRect/>
                     </a:stretch>
@@ -10822,6 +10638,7 @@
         <w:keepLines w:val="0"/>
         <w:widowControl/>
         <w:numPr>
+          <w:ilvl w:val="0"/>
           <w:numId w:val="0"/>
         </w:numPr>
         <w:suppressLineNumbers w:val="0"/>
@@ -10833,6 +10650,7 @@
       <w:pPr>
         <w:pStyle w:val="14"/>
         <w:numPr>
+          <w:ilvl w:val="0"/>
           <w:numId w:val="0"/>
         </w:numPr>
         <w:tabs>
@@ -10845,10 +10663,10 @@
       </w:pPr>
     </w:p>
     <w:sectPr>
-      <w:headerReference r:id="rId8" w:type="first"/>
-      <w:footerReference r:id="rId10" w:type="first"/>
-      <w:headerReference r:id="rId7" w:type="default"/>
-      <w:footerReference r:id="rId9" w:type="default"/>
+      <w:headerReference r:id="rId9" w:type="first"/>
+      <w:footerReference r:id="rId11" w:type="first"/>
+      <w:headerReference r:id="rId8" w:type="default"/>
+      <w:footerReference r:id="rId10" w:type="default"/>
       <w:pgSz w:w="12240" w:h="15840"/>
       <w:pgMar w:top="1440" w:right="1440" w:bottom="1440" w:left="1440" w:header="708" w:footer="708" w:gutter="0"/>
       <w:cols w:space="708" w:num="1"/>
@@ -10883,6 +10701,136 @@
 </file>
 
 <file path=word/footer1.xml><?xml version="1.0" encoding="utf-8"?>
+<w:ftr xmlns:wpc="http://schemas.microsoft.com/office/word/2010/wordprocessingCanvas" xmlns:mc="http://schemas.openxmlformats.org/markup-compatibility/2006" xmlns:o="urn:schemas-microsoft-com:office:office" xmlns:r="http://schemas.openxmlformats.org/officeDocument/2006/relationships" xmlns:m="http://schemas.openxmlformats.org/officeDocument/2006/math" xmlns:v="urn:schemas-microsoft-com:vml" xmlns:wp14="http://schemas.microsoft.com/office/word/2010/wordprocessingDrawing" xmlns:wp="http://schemas.openxmlformats.org/drawingml/2006/wordprocessingDrawing" xmlns:w10="urn:schemas-microsoft-com:office:word" xmlns:w="http://schemas.openxmlformats.org/wordprocessingml/2006/main" xmlns:w14="http://schemas.microsoft.com/office/word/2010/wordml" xmlns:w15="http://schemas.microsoft.com/office/word/2012/wordml" xmlns:wpg="http://schemas.microsoft.com/office/word/2010/wordprocessingGroup" xmlns:wpi="http://schemas.microsoft.com/office/word/2010/wordprocessingInk" xmlns:wne="http://schemas.microsoft.com/office/word/2006/wordml" xmlns:wps="http://schemas.microsoft.com/office/word/2010/wordprocessingShape" xmlns:wpsCustomData="http://www.wps.cn/officeDocument/2013/wpsCustomData" mc:Ignorable="w14 w15 wp14">
+  <w:p>
+    <w:pPr>
+      <w:pStyle w:val="20"/>
+    </w:pPr>
+    <w:r>
+      <w:rPr>
+        <w:sz w:val="20"/>
+      </w:rPr>
+      <mc:AlternateContent>
+        <mc:Choice Requires="wps">
+          <w:drawing>
+            <wp:anchor distT="0" distB="0" distL="114300" distR="114300" simplePos="0" relativeHeight="251659264" behindDoc="0" locked="0" layoutInCell="1" allowOverlap="1">
+              <wp:simplePos x="0" y="0"/>
+              <wp:positionH relativeFrom="margin">
+                <wp:align>center</wp:align>
+              </wp:positionH>
+              <wp:positionV relativeFrom="paragraph">
+                <wp:posOffset>0</wp:posOffset>
+              </wp:positionV>
+              <wp:extent cx="1828800" cy="1828800"/>
+              <wp:effectExtent l="0" t="0" r="0" b="0"/>
+              <wp:wrapNone/>
+              <wp:docPr id="8" name="Text Box 8"/>
+              <wp:cNvGraphicFramePr/>
+              <a:graphic xmlns:a="http://schemas.openxmlformats.org/drawingml/2006/main">
+                <a:graphicData uri="http://schemas.microsoft.com/office/word/2010/wordprocessingShape">
+                  <wps:wsp>
+                    <wps:cNvSpPr txBox="1"/>
+                    <wps:spPr>
+                      <a:xfrm>
+                        <a:off x="0" y="0"/>
+                        <a:ext cx="1828800" cy="1828800"/>
+                      </a:xfrm>
+                      <a:prstGeom prst="rect">
+                        <a:avLst/>
+                      </a:prstGeom>
+                      <a:noFill/>
+                      <a:ln w="6350">
+                        <a:noFill/>
+                      </a:ln>
+                    </wps:spPr>
+                    <wps:style>
+                      <a:lnRef idx="0">
+                        <a:schemeClr val="accent1"/>
+                      </a:lnRef>
+                      <a:fillRef idx="0">
+                        <a:schemeClr val="accent1"/>
+                      </a:fillRef>
+                      <a:effectRef idx="0">
+                        <a:schemeClr val="accent1"/>
+                      </a:effectRef>
+                      <a:fontRef idx="minor">
+                        <a:schemeClr val="dk1"/>
+                      </a:fontRef>
+                    </wps:style>
+                    <wps:txbx>
+                      <w:txbxContent>
+                        <w:p>
+                          <w:pPr>
+                            <w:pStyle w:val="20"/>
+                          </w:pPr>
+                          <w:r>
+                            <w:fldChar w:fldCharType="begin"/>
+                          </w:r>
+                          <w:r>
+                            <w:instrText xml:space="preserve"> PAGE  \* MERGEFORMAT </w:instrText>
+                          </w:r>
+                          <w:r>
+                            <w:fldChar w:fldCharType="separate"/>
+                          </w:r>
+                          <w:r>
+                            <w:t>1</w:t>
+                          </w:r>
+                          <w:r>
+                            <w:fldChar w:fldCharType="end"/>
+                          </w:r>
+                        </w:p>
+                      </w:txbxContent>
+                    </wps:txbx>
+                    <wps:bodyPr rot="0" spcFirstLastPara="0" vertOverflow="overflow" horzOverflow="overflow" vert="horz" wrap="none" lIns="0" tIns="0" rIns="0" bIns="0" numCol="1" spcCol="0" rtlCol="0" fromWordArt="0" anchor="t" anchorCtr="0" forceAA="0" upright="0" compatLnSpc="1">
+                      <a:spAutoFit/>
+                    </wps:bodyPr>
+                  </wps:wsp>
+                </a:graphicData>
+              </a:graphic>
+            </wp:anchor>
+          </w:drawing>
+        </mc:Choice>
+        <mc:Fallback>
+          <w:pict>
+            <v:shape id="_x0000_s1026" o:spid="_x0000_s1026" o:spt="202" type="#_x0000_t202" style="position:absolute;left:0pt;margin-top:0pt;height:144pt;width:144pt;mso-position-horizontal:center;mso-position-horizontal-relative:margin;mso-wrap-style:none;z-index:251659264;mso-width-relative:page;mso-height-relative:page;" filled="f" stroked="f" coordsize="21600,21600" o:gfxdata="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">
+              <v:fill on="f" focussize="0,0"/>
+              <v:stroke on="f" weight="0.5pt"/>
+              <v:imagedata o:title=""/>
+              <o:lock v:ext="edit" aspectratio="f"/>
+              <v:textbox inset="0mm,0mm,0mm,0mm" style="mso-fit-shape-to-text:t;">
+                <w:txbxContent>
+                  <w:p>
+                    <w:pPr>
+                      <w:pStyle w:val="20"/>
+                    </w:pPr>
+                    <w:r>
+                      <w:fldChar w:fldCharType="begin"/>
+                    </w:r>
+                    <w:r>
+                      <w:instrText xml:space="preserve"> PAGE  \* MERGEFORMAT </w:instrText>
+                    </w:r>
+                    <w:r>
+                      <w:fldChar w:fldCharType="separate"/>
+                    </w:r>
+                    <w:r>
+                      <w:t>1</w:t>
+                    </w:r>
+                    <w:r>
+                      <w:fldChar w:fldCharType="end"/>
+                    </w:r>
+                  </w:p>
+                </w:txbxContent>
+              </v:textbox>
+            </v:shape>
+          </w:pict>
+        </mc:Fallback>
+      </mc:AlternateContent>
+    </w:r>
+  </w:p>
+</w:ftr>
+</file>
+
+<file path=word/footer2.xml><?xml version="1.0" encoding="utf-8"?>
 <w:ftr xmlns:wpc="http://schemas.microsoft.com/office/word/2010/wordprocessingCanvas" xmlns:mc="http://schemas.openxmlformats.org/markup-compatibility/2006" xmlns:o="urn:schemas-microsoft-com:office:office" xmlns:r="http://schemas.openxmlformats.org/officeDocument/2006/relationships" xmlns:m="http://schemas.openxmlformats.org/officeDocument/2006/math" xmlns:v="urn:schemas-microsoft-com:vml" xmlns:wp14="http://schemas.microsoft.com/office/word/2010/wordprocessingDrawing" xmlns:wp="http://schemas.openxmlformats.org/drawingml/2006/wordprocessingDrawing" xmlns:w10="urn:schemas-microsoft-com:office:word" xmlns:w="http://schemas.openxmlformats.org/wordprocessingml/2006/main" xmlns:w14="http://schemas.microsoft.com/office/word/2010/wordml" xmlns:w15="http://schemas.microsoft.com/office/word/2012/wordml" xmlns:wpg="http://schemas.microsoft.com/office/word/2010/wordprocessingGroup" xmlns:wpi="http://schemas.microsoft.com/office/word/2010/wordprocessingInk" xmlns:wne="http://schemas.microsoft.com/office/word/2006/wordml" xmlns:wps="http://schemas.microsoft.com/office/word/2010/wordprocessingShape" xmlns:wpsCustomData="http://www.wps.cn/officeDocument/2013/wpsCustomData" mc:Ignorable="w14 w15 wp14">
   <w:p>
     <w:pPr>
@@ -10920,199 +10868,8 @@
 </w:ftr>
 </file>
 
-<file path=word/footer2.xml><?xml version="1.0" encoding="utf-8"?>
+<file path=word/footer3.xml><?xml version="1.0" encoding="utf-8"?>
 <w:ftr xmlns:wpc="http://schemas.microsoft.com/office/word/2010/wordprocessingCanvas" xmlns:mc="http://schemas.openxmlformats.org/markup-compatibility/2006" xmlns:o="urn:schemas-microsoft-com:office:office" xmlns:r="http://schemas.openxmlformats.org/officeDocument/2006/relationships" xmlns:m="http://schemas.openxmlformats.org/officeDocument/2006/math" xmlns:v="urn:schemas-microsoft-com:vml" xmlns:wp14="http://schemas.microsoft.com/office/word/2010/wordprocessingDrawing" xmlns:wp="http://schemas.openxmlformats.org/drawingml/2006/wordprocessingDrawing" xmlns:w10="urn:schemas-microsoft-com:office:word" xmlns:w="http://schemas.openxmlformats.org/wordprocessingml/2006/main" xmlns:w14="http://schemas.microsoft.com/office/word/2010/wordml" xmlns:w15="http://schemas.microsoft.com/office/word/2012/wordml" xmlns:wpg="http://schemas.microsoft.com/office/word/2010/wordprocessingGroup" xmlns:wpi="http://schemas.microsoft.com/office/word/2010/wordprocessingInk" xmlns:wne="http://schemas.microsoft.com/office/word/2006/wordml" xmlns:wps="http://schemas.microsoft.com/office/word/2010/wordprocessingShape" xmlns:wpsCustomData="http://www.wps.cn/officeDocument/2013/wpsCustomData" mc:Ignorable="w14 w15 wp14">
-  <w:tbl>
-    <w:tblPr>
-      <w:tblStyle w:val="12"/>
-      <w:tblW w:w="0" w:type="auto"/>
-      <w:tblInd w:w="0" w:type="dxa"/>
-      <w:tblBorders>
-        <w:top w:val="single" w:color="auto" w:sz="6" w:space="0"/>
-        <w:left w:val="single" w:color="auto" w:sz="6" w:space="0"/>
-        <w:bottom w:val="single" w:color="auto" w:sz="6" w:space="0"/>
-        <w:right w:val="single" w:color="auto" w:sz="6" w:space="0"/>
-        <w:insideH w:val="single" w:color="auto" w:sz="6" w:space="0"/>
-        <w:insideV w:val="single" w:color="auto" w:sz="6" w:space="0"/>
-      </w:tblBorders>
-      <w:tblLayout w:type="fixed"/>
-      <w:tblCellMar>
-        <w:top w:w="0" w:type="dxa"/>
-        <w:left w:w="108" w:type="dxa"/>
-        <w:bottom w:w="0" w:type="dxa"/>
-        <w:right w:w="108" w:type="dxa"/>
-      </w:tblCellMar>
-    </w:tblPr>
-    <w:tblGrid>
-      <w:gridCol w:w="2448"/>
-      <w:gridCol w:w="4410"/>
-      <w:gridCol w:w="2628"/>
-    </w:tblGrid>
-    <w:tr>
-      <w:tblPrEx>
-        <w:tblBorders>
-          <w:top w:val="single" w:color="auto" w:sz="6" w:space="0"/>
-          <w:left w:val="single" w:color="auto" w:sz="6" w:space="0"/>
-          <w:bottom w:val="single" w:color="auto" w:sz="6" w:space="0"/>
-          <w:right w:val="single" w:color="auto" w:sz="6" w:space="0"/>
-          <w:insideH w:val="single" w:color="auto" w:sz="6" w:space="0"/>
-          <w:insideV w:val="single" w:color="auto" w:sz="6" w:space="0"/>
-        </w:tblBorders>
-        <w:tblCellMar>
-          <w:top w:w="0" w:type="dxa"/>
-          <w:left w:w="108" w:type="dxa"/>
-          <w:bottom w:w="0" w:type="dxa"/>
-          <w:right w:w="108" w:type="dxa"/>
-        </w:tblCellMar>
-      </w:tblPrEx>
-      <w:tc>
-        <w:tcPr>
-          <w:tcW w:w="2448" w:type="dxa"/>
-          <w:tcBorders>
-            <w:top w:val="nil"/>
-            <w:left w:val="nil"/>
-            <w:bottom w:val="nil"/>
-            <w:right w:val="nil"/>
-          </w:tcBorders>
-        </w:tcPr>
-        <w:p>
-          <w:pPr>
-            <w:ind w:right="360"/>
-            <w:rPr>
-              <w:lang w:val="sr-Latn-CS"/>
-            </w:rPr>
-          </w:pPr>
-          <w:r>
-            <w:rPr>
-              <w:lang w:val="sr-Latn-CS"/>
-            </w:rPr>
-            <w:t>Poverljivo</w:t>
-          </w:r>
-        </w:p>
-      </w:tc>
-      <w:tc>
-        <w:tcPr>
-          <w:tcW w:w="4410" w:type="dxa"/>
-          <w:tcBorders>
-            <w:top w:val="nil"/>
-            <w:left w:val="nil"/>
-            <w:bottom w:val="nil"/>
-            <w:right w:val="nil"/>
-          </w:tcBorders>
-        </w:tcPr>
-        <w:p>
-          <w:pPr>
-            <w:jc w:val="center"/>
-            <w:rPr>
-              <w:lang w:val="sr-Latn-CS"/>
-            </w:rPr>
-          </w:pPr>
-          <w:r>
-            <w:rPr>
-              <w:lang w:val="sr-Latn-CS"/>
-            </w:rPr>
-            <w:sym w:font="Symbol" w:char="F0D3"/>
-          </w:r>
-          <w:r>
-            <w:rPr>
-              <w:lang w:val="sr-Latn-CS"/>
-            </w:rPr>
-            <w:t>SWETeam, 2007</w:t>
-          </w:r>
-        </w:p>
-      </w:tc>
-      <w:tc>
-        <w:tcPr>
-          <w:tcW w:w="2628" w:type="dxa"/>
-          <w:tcBorders>
-            <w:top w:val="nil"/>
-            <w:left w:val="nil"/>
-            <w:bottom w:val="nil"/>
-            <w:right w:val="nil"/>
-          </w:tcBorders>
-        </w:tcPr>
-        <w:p>
-          <w:pPr>
-            <w:jc w:val="right"/>
-            <w:rPr>
-              <w:lang w:val="sr-Latn-CS"/>
-            </w:rPr>
-          </w:pPr>
-          <w:r>
-            <w:rPr>
-              <w:lang w:val="sr-Latn-CS"/>
-            </w:rPr>
-            <w:t xml:space="preserve">Strana </w:t>
-          </w:r>
-          <w:r>
-            <w:rPr>
-              <w:rStyle w:val="27"/>
-              <w:lang w:val="sr-Latn-CS"/>
-            </w:rPr>
-            <w:fldChar w:fldCharType="begin"/>
-          </w:r>
-          <w:r>
-            <w:rPr>
-              <w:rStyle w:val="27"/>
-              <w:lang w:val="sr-Latn-CS"/>
-            </w:rPr>
-            <w:instrText xml:space="preserve"> PAGE </w:instrText>
-          </w:r>
-          <w:r>
-            <w:rPr>
-              <w:rStyle w:val="27"/>
-              <w:lang w:val="sr-Latn-CS"/>
-            </w:rPr>
-            <w:fldChar w:fldCharType="separate"/>
-          </w:r>
-          <w:r>
-            <w:rPr>
-              <w:rStyle w:val="27"/>
-              <w:lang w:val="sr-Latn-CS"/>
-            </w:rPr>
-            <w:t>10</w:t>
-          </w:r>
-          <w:r>
-            <w:rPr>
-              <w:rStyle w:val="27"/>
-              <w:lang w:val="sr-Latn-CS"/>
-            </w:rPr>
-            <w:fldChar w:fldCharType="end"/>
-          </w:r>
-          <w:r>
-            <w:rPr>
-              <w:rStyle w:val="27"/>
-              <w:lang w:val="sr-Latn-CS"/>
-            </w:rPr>
-            <w:t xml:space="preserve"> od </w:t>
-          </w:r>
-          <w:r>
-            <w:fldChar w:fldCharType="begin"/>
-          </w:r>
-          <w:r>
-            <w:instrText xml:space="preserve"> NUMPAGES  \* MERGEFORMAT </w:instrText>
-          </w:r>
-          <w:r>
-            <w:fldChar w:fldCharType="separate"/>
-          </w:r>
-          <w:r>
-            <w:rPr>
-              <w:rStyle w:val="27"/>
-              <w:lang w:val="sr-Latn-CS"/>
-            </w:rPr>
-            <w:t>16</w:t>
-          </w:r>
-          <w:r>
-            <w:rPr>
-              <w:rStyle w:val="27"/>
-              <w:lang w:val="sr-Latn-CS"/>
-            </w:rPr>
-            <w:fldChar w:fldCharType="end"/>
-          </w:r>
-        </w:p>
-      </w:tc>
-    </w:tr>
-  </w:tbl>
   <w:p>
     <w:pPr>
       <w:pStyle w:val="20"/>
@@ -11120,11 +10877,131 @@
         <w:lang w:val="sr-Latn-CS"/>
       </w:rPr>
     </w:pPr>
+    <w:r>
+      <w:rPr>
+        <w:sz w:val="20"/>
+      </w:rPr>
+      <mc:AlternateContent>
+        <mc:Choice Requires="wps">
+          <w:drawing>
+            <wp:anchor distT="0" distB="0" distL="114300" distR="114300" simplePos="0" relativeHeight="251660288" behindDoc="0" locked="0" layoutInCell="1" allowOverlap="1">
+              <wp:simplePos x="0" y="0"/>
+              <wp:positionH relativeFrom="margin">
+                <wp:align>center</wp:align>
+              </wp:positionH>
+              <wp:positionV relativeFrom="paragraph">
+                <wp:posOffset>0</wp:posOffset>
+              </wp:positionV>
+              <wp:extent cx="1828800" cy="1828800"/>
+              <wp:effectExtent l="0" t="0" r="0" b="0"/>
+              <wp:wrapNone/>
+              <wp:docPr id="9" name="Text Box 9"/>
+              <wp:cNvGraphicFramePr/>
+              <a:graphic xmlns:a="http://schemas.openxmlformats.org/drawingml/2006/main">
+                <a:graphicData uri="http://schemas.microsoft.com/office/word/2010/wordprocessingShape">
+                  <wps:wsp>
+                    <wps:cNvSpPr txBox="1"/>
+                    <wps:spPr>
+                      <a:xfrm>
+                        <a:off x="0" y="0"/>
+                        <a:ext cx="1828800" cy="1828800"/>
+                      </a:xfrm>
+                      <a:prstGeom prst="rect">
+                        <a:avLst/>
+                      </a:prstGeom>
+                      <a:noFill/>
+                      <a:ln w="6350">
+                        <a:noFill/>
+                      </a:ln>
+                    </wps:spPr>
+                    <wps:style>
+                      <a:lnRef idx="0">
+                        <a:schemeClr val="accent1"/>
+                      </a:lnRef>
+                      <a:fillRef idx="0">
+                        <a:schemeClr val="accent1"/>
+                      </a:fillRef>
+                      <a:effectRef idx="0">
+                        <a:schemeClr val="accent1"/>
+                      </a:effectRef>
+                      <a:fontRef idx="minor">
+                        <a:schemeClr val="dk1"/>
+                      </a:fontRef>
+                    </wps:style>
+                    <wps:txbx>
+                      <w:txbxContent>
+                        <w:p>
+                          <w:pPr>
+                            <w:pStyle w:val="20"/>
+                          </w:pPr>
+                          <w:r>
+                            <w:fldChar w:fldCharType="begin"/>
+                          </w:r>
+                          <w:r>
+                            <w:instrText xml:space="preserve"> PAGE  \* MERGEFORMAT </w:instrText>
+                          </w:r>
+                          <w:r>
+                            <w:fldChar w:fldCharType="separate"/>
+                          </w:r>
+                          <w:r>
+                            <w:t>2</w:t>
+                          </w:r>
+                          <w:r>
+                            <w:fldChar w:fldCharType="end"/>
+                          </w:r>
+                        </w:p>
+                      </w:txbxContent>
+                    </wps:txbx>
+                    <wps:bodyPr rot="0" spcFirstLastPara="0" vertOverflow="overflow" horzOverflow="overflow" vert="horz" wrap="none" lIns="0" tIns="0" rIns="0" bIns="0" numCol="1" spcCol="0" rtlCol="0" fromWordArt="0" anchor="t" anchorCtr="0" forceAA="0" upright="0" compatLnSpc="1">
+                      <a:spAutoFit/>
+                    </wps:bodyPr>
+                  </wps:wsp>
+                </a:graphicData>
+              </a:graphic>
+            </wp:anchor>
+          </w:drawing>
+        </mc:Choice>
+        <mc:Fallback>
+          <w:pict>
+            <v:shape id="_x0000_s1026" o:spid="_x0000_s1026" o:spt="202" type="#_x0000_t202" style="position:absolute;left:0pt;margin-top:0pt;height:144pt;width:144pt;mso-position-horizontal:center;mso-position-horizontal-relative:margin;mso-wrap-style:none;z-index:251660288;mso-width-relative:page;mso-height-relative:page;" filled="f" stroked="f" coordsize="21600,21600" o:gfxdata="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">
+              <v:fill on="f" focussize="0,0"/>
+              <v:stroke on="f" weight="0.5pt"/>
+              <v:imagedata o:title=""/>
+              <o:lock v:ext="edit" aspectratio="f"/>
+              <v:textbox inset="0mm,0mm,0mm,0mm" style="mso-fit-shape-to-text:t;">
+                <w:txbxContent>
+                  <w:p>
+                    <w:pPr>
+                      <w:pStyle w:val="20"/>
+                    </w:pPr>
+                    <w:r>
+                      <w:fldChar w:fldCharType="begin"/>
+                    </w:r>
+                    <w:r>
+                      <w:instrText xml:space="preserve"> PAGE  \* MERGEFORMAT </w:instrText>
+                    </w:r>
+                    <w:r>
+                      <w:fldChar w:fldCharType="separate"/>
+                    </w:r>
+                    <w:r>
+                      <w:t>2</w:t>
+                    </w:r>
+                    <w:r>
+                      <w:fldChar w:fldCharType="end"/>
+                    </w:r>
+                  </w:p>
+                </w:txbxContent>
+              </v:textbox>
+            </v:shape>
+          </w:pict>
+        </mc:Fallback>
+      </mc:AlternateContent>
+    </w:r>
   </w:p>
 </w:ftr>
 </file>
 
-<file path=word/footer3.xml><?xml version="1.0" encoding="utf-8"?>
+<file path=word/footer4.xml><?xml version="1.0" encoding="utf-8"?>
 <w:ftr xmlns:wpc="http://schemas.microsoft.com/office/word/2010/wordprocessingCanvas" xmlns:mc="http://schemas.openxmlformats.org/markup-compatibility/2006" xmlns:o="urn:schemas-microsoft-com:office:office" xmlns:r="http://schemas.openxmlformats.org/officeDocument/2006/relationships" xmlns:m="http://schemas.openxmlformats.org/officeDocument/2006/math" xmlns:v="urn:schemas-microsoft-com:vml" xmlns:wp14="http://schemas.microsoft.com/office/word/2010/wordprocessingDrawing" xmlns:wp="http://schemas.openxmlformats.org/drawingml/2006/wordprocessingDrawing" xmlns:w10="urn:schemas-microsoft-com:office:word" xmlns:w="http://schemas.openxmlformats.org/wordprocessingml/2006/main" xmlns:w14="http://schemas.microsoft.com/office/word/2010/wordml" xmlns:w15="http://schemas.microsoft.com/office/word/2012/wordml" xmlns:wpg="http://schemas.microsoft.com/office/word/2010/wordprocessingGroup" xmlns:wpi="http://schemas.microsoft.com/office/word/2010/wordprocessingInk" xmlns:wne="http://schemas.microsoft.com/office/word/2006/wordml" xmlns:wps="http://schemas.microsoft.com/office/word/2010/wordprocessingShape" xmlns:wpsCustomData="http://www.wps.cn/officeDocument/2013/wpsCustomData" mc:Ignorable="w14 w15 wp14">
   <w:p>
     <w:pPr>
@@ -11183,20 +11060,25 @@
       <w:pBdr>
         <w:bottom w:val="single" w:color="auto" w:sz="6" w:space="1"/>
       </w:pBdr>
+      <w:wordWrap w:val="0"/>
       <w:jc w:val="right"/>
       <w:rPr>
-        <w:rFonts w:ascii="Arial" w:hAnsi="Arial"/>
+        <w:rFonts w:hint="default" w:ascii="Arial Black" w:hAnsi="Arial Black" w:cs="Arial Black"/>
         <w:b/>
+        <w:color w:val="808080" w:themeColor="background1" w:themeShade="80"/>
         <w:sz w:val="36"/>
+        <w:lang w:val="en-US"/>
       </w:rPr>
     </w:pPr>
     <w:r>
       <w:rPr>
-        <w:rFonts w:ascii="Arial" w:hAnsi="Arial"/>
+        <w:rFonts w:hint="default" w:ascii="Arial Black" w:hAnsi="Arial Black" w:cs="Arial Black"/>
         <w:b/>
+        <w:color w:val="808080" w:themeColor="background1" w:themeShade="80"/>
         <w:sz w:val="36"/>
+        <w:lang w:val="en-US"/>
       </w:rPr>
-      <w:t>SWETeam</w:t>
+      <w:t>Team: Salsa Chicas</w:t>
     </w:r>
   </w:p>
   <w:p>
@@ -11220,189 +11102,29 @@
 
 <file path=word/header2.xml><?xml version="1.0" encoding="utf-8"?>
 <w:hdr xmlns:wpc="http://schemas.microsoft.com/office/word/2010/wordprocessingCanvas" xmlns:mc="http://schemas.openxmlformats.org/markup-compatibility/2006" xmlns:o="urn:schemas-microsoft-com:office:office" xmlns:r="http://schemas.openxmlformats.org/officeDocument/2006/relationships" xmlns:m="http://schemas.openxmlformats.org/officeDocument/2006/math" xmlns:v="urn:schemas-microsoft-com:vml" xmlns:wp14="http://schemas.microsoft.com/office/word/2010/wordprocessingDrawing" xmlns:wp="http://schemas.openxmlformats.org/drawingml/2006/wordprocessingDrawing" xmlns:w10="urn:schemas-microsoft-com:office:word" xmlns:w="http://schemas.openxmlformats.org/wordprocessingml/2006/main" xmlns:w14="http://schemas.microsoft.com/office/word/2010/wordml" xmlns:w15="http://schemas.microsoft.com/office/word/2012/wordml" xmlns:wpg="http://schemas.microsoft.com/office/word/2010/wordprocessingGroup" xmlns:wpi="http://schemas.microsoft.com/office/word/2010/wordprocessingInk" xmlns:wne="http://schemas.microsoft.com/office/word/2006/wordml" xmlns:wps="http://schemas.microsoft.com/office/word/2010/wordprocessingShape" xmlns:wpsCustomData="http://www.wps.cn/officeDocument/2013/wpsCustomData" mc:Ignorable="w14 w15 wp14">
-  <w:tbl>
-    <w:tblPr>
-      <w:tblStyle w:val="12"/>
-      <w:tblW w:w="0" w:type="auto"/>
-      <w:tblInd w:w="0" w:type="dxa"/>
-      <w:tblBorders>
-        <w:top w:val="single" w:color="auto" w:sz="6" w:space="0"/>
-        <w:left w:val="single" w:color="auto" w:sz="6" w:space="0"/>
-        <w:bottom w:val="single" w:color="auto" w:sz="6" w:space="0"/>
-        <w:right w:val="single" w:color="auto" w:sz="6" w:space="0"/>
-        <w:insideH w:val="single" w:color="auto" w:sz="6" w:space="0"/>
-        <w:insideV w:val="single" w:color="auto" w:sz="6" w:space="0"/>
-      </w:tblBorders>
-      <w:tblLayout w:type="fixed"/>
-      <w:tblCellMar>
-        <w:top w:w="0" w:type="dxa"/>
-        <w:left w:w="108" w:type="dxa"/>
-        <w:bottom w:w="0" w:type="dxa"/>
-        <w:right w:w="108" w:type="dxa"/>
-      </w:tblCellMar>
-    </w:tblPr>
-    <w:tblGrid>
-      <w:gridCol w:w="6379"/>
-      <w:gridCol w:w="3179"/>
-    </w:tblGrid>
-    <w:tr>
-      <w:tblPrEx>
-        <w:tblBorders>
-          <w:top w:val="single" w:color="auto" w:sz="6" w:space="0"/>
-          <w:left w:val="single" w:color="auto" w:sz="6" w:space="0"/>
-          <w:bottom w:val="single" w:color="auto" w:sz="6" w:space="0"/>
-          <w:right w:val="single" w:color="auto" w:sz="6" w:space="0"/>
-          <w:insideH w:val="single" w:color="auto" w:sz="6" w:space="0"/>
-          <w:insideV w:val="single" w:color="auto" w:sz="6" w:space="0"/>
-        </w:tblBorders>
-        <w:tblCellMar>
-          <w:top w:w="0" w:type="dxa"/>
-          <w:left w:w="108" w:type="dxa"/>
-          <w:bottom w:w="0" w:type="dxa"/>
-          <w:right w:w="108" w:type="dxa"/>
-        </w:tblCellMar>
-      </w:tblPrEx>
-      <w:tc>
-        <w:tcPr>
-          <w:tcW w:w="6379" w:type="dxa"/>
-        </w:tcPr>
-        <w:p>
-          <w:pPr>
-            <w:rPr>
-              <w:lang w:val="sr-Latn-CS"/>
-            </w:rPr>
-          </w:pPr>
-          <w:r>
-            <w:rPr>
-              <w:lang w:val="sr-Latn-CS"/>
-            </w:rPr>
-            <w:t>PeNcIL</w:t>
-          </w:r>
-        </w:p>
-      </w:tc>
-      <w:tc>
-        <w:tcPr>
-          <w:tcW w:w="3179" w:type="dxa"/>
-        </w:tcPr>
-        <w:p>
-          <w:pPr>
-            <w:tabs>
-              <w:tab w:val="left" w:pos="1135"/>
-            </w:tabs>
-            <w:spacing w:before="40"/>
-            <w:ind w:right="68"/>
-            <w:rPr>
-              <w:lang w:val="sr-Latn-CS"/>
-            </w:rPr>
-          </w:pPr>
-          <w:r>
-            <w:rPr>
-              <w:lang w:val="sr-Latn-CS"/>
-            </w:rPr>
-            <w:t xml:space="preserve">  Verzija:           1.0</w:t>
-          </w:r>
-        </w:p>
-      </w:tc>
-    </w:tr>
-    <w:tr>
-      <w:tblPrEx>
-        <w:tblBorders>
-          <w:top w:val="single" w:color="auto" w:sz="6" w:space="0"/>
-          <w:left w:val="single" w:color="auto" w:sz="6" w:space="0"/>
-          <w:bottom w:val="single" w:color="auto" w:sz="6" w:space="0"/>
-          <w:right w:val="single" w:color="auto" w:sz="6" w:space="0"/>
-          <w:insideH w:val="single" w:color="auto" w:sz="6" w:space="0"/>
-          <w:insideV w:val="single" w:color="auto" w:sz="6" w:space="0"/>
-        </w:tblBorders>
-        <w:tblCellMar>
-          <w:top w:w="0" w:type="dxa"/>
-          <w:left w:w="108" w:type="dxa"/>
-          <w:bottom w:w="0" w:type="dxa"/>
-          <w:right w:w="108" w:type="dxa"/>
-        </w:tblCellMar>
-      </w:tblPrEx>
-      <w:tc>
-        <w:tcPr>
-          <w:tcW w:w="6379" w:type="dxa"/>
-        </w:tcPr>
-        <w:p>
-          <w:pPr>
-            <w:rPr>
-              <w:lang w:val="sr-Latn-CS"/>
-            </w:rPr>
-          </w:pPr>
-          <w:r>
-            <w:rPr>
-              <w:lang w:val="sr-Latn-CS"/>
-            </w:rPr>
-            <w:t>Arhitekturni projekat</w:t>
-          </w:r>
-        </w:p>
-      </w:tc>
-      <w:tc>
-        <w:tcPr>
-          <w:tcW w:w="3179" w:type="dxa"/>
-        </w:tcPr>
-        <w:p>
-          <w:pPr>
-            <w:rPr>
-              <w:lang w:val="sr-Latn-CS"/>
-            </w:rPr>
-          </w:pPr>
-          <w:r>
-            <w:rPr>
-              <w:lang w:val="sr-Latn-CS"/>
-            </w:rPr>
-            <w:t xml:space="preserve">  Datum:  08.04.2010. godine</w:t>
-          </w:r>
-        </w:p>
-      </w:tc>
-    </w:tr>
-    <w:tr>
-      <w:tblPrEx>
-        <w:tblBorders>
-          <w:top w:val="single" w:color="auto" w:sz="6" w:space="0"/>
-          <w:left w:val="single" w:color="auto" w:sz="6" w:space="0"/>
-          <w:bottom w:val="single" w:color="auto" w:sz="6" w:space="0"/>
-          <w:right w:val="single" w:color="auto" w:sz="6" w:space="0"/>
-          <w:insideH w:val="single" w:color="auto" w:sz="6" w:space="0"/>
-          <w:insideV w:val="single" w:color="auto" w:sz="6" w:space="0"/>
-        </w:tblBorders>
-        <w:tblCellMar>
-          <w:top w:w="0" w:type="dxa"/>
-          <w:left w:w="108" w:type="dxa"/>
-          <w:bottom w:w="0" w:type="dxa"/>
-          <w:right w:w="108" w:type="dxa"/>
-        </w:tblCellMar>
-      </w:tblPrEx>
-      <w:tc>
-        <w:tcPr>
-          <w:tcW w:w="9558" w:type="dxa"/>
-          <w:gridSpan w:val="2"/>
-        </w:tcPr>
-        <w:p>
-          <w:pPr>
-            <w:rPr>
-              <w:lang w:val="sr-Latn-CS"/>
-            </w:rPr>
-          </w:pPr>
-          <w:r>
-            <w:rPr>
-              <w:lang w:val="sr-Latn-CS"/>
-            </w:rPr>
-            <w:t>SWE-PeNcIL-05</w:t>
-          </w:r>
-        </w:p>
-      </w:tc>
-    </w:tr>
-  </w:tbl>
   <w:p>
     <w:pPr>
       <w:pStyle w:val="23"/>
+      <w:wordWrap w:val="0"/>
+      <w:jc w:val="right"/>
       <w:rPr>
-        <w:lang w:val="sr-Latn-CS"/>
+        <w:rFonts w:hint="default" w:ascii="Arial Black" w:hAnsi="Arial Black" w:cs="Arial Black"/>
+        <w:color w:val="808080" w:themeColor="background1" w:themeShade="80"/>
+        <w:sz w:val="40"/>
+        <w:szCs w:val="40"/>
+        <w:lang w:val="en-US"/>
       </w:rPr>
     </w:pPr>
+    <w:r>
+      <w:rPr>
+        <w:rFonts w:hint="default" w:ascii="Arial Black" w:hAnsi="Arial Black" w:cs="Arial Black"/>
+        <w:color w:val="808080" w:themeColor="background1" w:themeShade="80"/>
+        <w:sz w:val="40"/>
+        <w:szCs w:val="40"/>
+        <w:lang w:val="en-US"/>
+      </w:rPr>
+      <w:t>Team: Salsa Chicas</w:t>
+    </w:r>
   </w:p>
 </w:hdr>
 </file>
@@ -11730,18 +11452,18 @@
     <w:lsdException w:qFormat="1" w:unhideWhenUsed="0" w:uiPriority="0" w:name="toc 6"/>
     <w:lsdException w:qFormat="1" w:unhideWhenUsed="0" w:uiPriority="0" w:name="toc 7"/>
     <w:lsdException w:unhideWhenUsed="0" w:uiPriority="0" w:name="toc 8"/>
-    <w:lsdException w:unhideWhenUsed="0" w:uiPriority="0" w:name="toc 9"/>
+    <w:lsdException w:qFormat="1" w:unhideWhenUsed="0" w:uiPriority="0" w:name="toc 9"/>
     <w:lsdException w:unhideWhenUsed="0" w:uiPriority="0" w:semiHidden="0" w:name="Normal Indent"/>
     <w:lsdException w:qFormat="1" w:unhideWhenUsed="0" w:uiPriority="0" w:name="footnote text"/>
     <w:lsdException w:qFormat="1" w:unhideWhenUsed="0" w:uiPriority="0" w:name="annotation text"/>
-    <w:lsdException w:unhideWhenUsed="0" w:uiPriority="0" w:semiHidden="0" w:name="header"/>
-    <w:lsdException w:unhideWhenUsed="0" w:uiPriority="0" w:semiHidden="0" w:name="footer"/>
+    <w:lsdException w:qFormat="1" w:unhideWhenUsed="0" w:uiPriority="0" w:semiHidden="0" w:name="header"/>
+    <w:lsdException w:qFormat="1" w:unhideWhenUsed="0" w:uiPriority="0" w:semiHidden="0" w:name="footer"/>
     <w:lsdException w:unhideWhenUsed="0" w:uiPriority="0" w:semiHidden="0" w:name="index heading"/>
     <w:lsdException w:qFormat="1" w:unhideWhenUsed="0" w:uiPriority="0" w:semiHidden="0" w:name="caption"/>
     <w:lsdException w:unhideWhenUsed="0" w:uiPriority="0" w:semiHidden="0" w:name="table of figures"/>
     <w:lsdException w:unhideWhenUsed="0" w:uiPriority="0" w:semiHidden="0" w:name="envelope address"/>
     <w:lsdException w:unhideWhenUsed="0" w:uiPriority="0" w:semiHidden="0" w:name="envelope return"/>
-    <w:lsdException w:unhideWhenUsed="0" w:uiPriority="0" w:name="footnote reference"/>
+    <w:lsdException w:qFormat="1" w:unhideWhenUsed="0" w:uiPriority="0" w:name="footnote reference"/>
     <w:lsdException w:qFormat="1" w:unhideWhenUsed="0" w:uiPriority="0" w:name="annotation reference"/>
     <w:lsdException w:unhideWhenUsed="0" w:uiPriority="0" w:semiHidden="0" w:name="line number"/>
     <w:lsdException w:qFormat="1" w:unhideWhenUsed="0" w:uiPriority="0" w:semiHidden="0" w:name="page number"/>
@@ -11768,8 +11490,8 @@
     <w:lsdException w:qFormat="1" w:unhideWhenUsed="0" w:uiPriority="0" w:semiHidden="0" w:name="Title"/>
     <w:lsdException w:unhideWhenUsed="0" w:uiPriority="0" w:semiHidden="0" w:name="Closing"/>
     <w:lsdException w:unhideWhenUsed="0" w:uiPriority="0" w:semiHidden="0" w:name="Signature"/>
-    <w:lsdException w:unhideWhenUsed="0" w:uiPriority="0" w:name="Default Paragraph Font"/>
-    <w:lsdException w:unhideWhenUsed="0" w:uiPriority="0" w:semiHidden="0" w:name="Body Text"/>
+    <w:lsdException w:qFormat="1" w:unhideWhenUsed="0" w:uiPriority="0" w:name="Default Paragraph Font"/>
+    <w:lsdException w:qFormat="1" w:unhideWhenUsed="0" w:uiPriority="0" w:semiHidden="0" w:name="Body Text"/>
     <w:lsdException w:qFormat="1" w:unhideWhenUsed="0" w:uiPriority="0" w:semiHidden="0" w:name="Body Text Indent"/>
     <w:lsdException w:unhideWhenUsed="0" w:uiPriority="0" w:semiHidden="0" w:name="List Continue"/>
     <w:lsdException w:unhideWhenUsed="0" w:uiPriority="0" w:semiHidden="0" w:name="List Continue 2"/>
@@ -11795,7 +11517,7 @@
     <w:lsdException w:unhideWhenUsed="0" w:uiPriority="0" w:name="Document Map"/>
     <w:lsdException w:unhideWhenUsed="0" w:uiPriority="0" w:semiHidden="0" w:name="Plain Text"/>
     <w:lsdException w:unhideWhenUsed="0" w:uiPriority="0" w:semiHidden="0" w:name="E-mail Signature"/>
-    <w:lsdException w:unhideWhenUsed="0" w:uiPriority="0" w:semiHidden="0" w:name="Normal (Web)"/>
+    <w:lsdException w:qFormat="1" w:unhideWhenUsed="0" w:uiPriority="0" w:semiHidden="0" w:name="Normal (Web)"/>
     <w:lsdException w:unhideWhenUsed="0" w:uiPriority="0" w:semiHidden="0" w:name="HTML Acronym"/>
     <w:lsdException w:unhideWhenUsed="0" w:uiPriority="0" w:semiHidden="0" w:name="HTML Address"/>
     <w:lsdException w:unhideWhenUsed="0" w:uiPriority="0" w:semiHidden="0" w:name="HTML Cite"/>
@@ -11806,7 +11528,7 @@
     <w:lsdException w:unhideWhenUsed="0" w:uiPriority="0" w:semiHidden="0" w:name="HTML Sample"/>
     <w:lsdException w:unhideWhenUsed="0" w:uiPriority="0" w:semiHidden="0" w:name="HTML Typewriter"/>
     <w:lsdException w:unhideWhenUsed="0" w:uiPriority="0" w:semiHidden="0" w:name="HTML Variable"/>
-    <w:lsdException w:unhideWhenUsed="0" w:uiPriority="0" w:name="Normal Table"/>
+    <w:lsdException w:qFormat="1" w:unhideWhenUsed="0" w:uiPriority="0" w:name="Normal Table"/>
     <w:lsdException w:unhideWhenUsed="0" w:uiPriority="0" w:semiHidden="0" w:name="annotation subject"/>
     <w:lsdException w:unhideWhenUsed="0" w:uiPriority="0" w:semiHidden="0" w:name="Table Simple 1"/>
     <w:lsdException w:unhideWhenUsed="0" w:uiPriority="0" w:semiHidden="0" w:name="Table Simple 2"/>
@@ -12150,11 +11872,13 @@
   <w:style w:type="character" w:default="1" w:styleId="11">
     <w:name w:val="Default Paragraph Font"/>
     <w:semiHidden/>
+    <w:qFormat/>
     <w:uiPriority w:val="0"/>
   </w:style>
   <w:style w:type="table" w:default="1" w:styleId="12">
     <w:name w:val="Normal Table"/>
     <w:semiHidden/>
+    <w:qFormat/>
     <w:uiPriority w:val="0"/>
     <w:tblPr>
       <w:tblCellMar>
@@ -12180,6 +11904,7 @@
   <w:style w:type="paragraph" w:styleId="14">
     <w:name w:val="Body Text"/>
     <w:basedOn w:val="1"/>
+    <w:qFormat/>
     <w:uiPriority w:val="0"/>
     <w:pPr>
       <w:keepLines/>
@@ -12250,6 +11975,7 @@
   <w:style w:type="paragraph" w:styleId="20">
     <w:name w:val="footer"/>
     <w:basedOn w:val="1"/>
+    <w:qFormat/>
     <w:uiPriority w:val="0"/>
     <w:pPr>
       <w:tabs>
@@ -12262,6 +11988,7 @@
     <w:name w:val="footnote reference"/>
     <w:basedOn w:val="11"/>
     <w:semiHidden/>
+    <w:qFormat/>
     <w:uiPriority w:val="0"/>
     <w:rPr>
       <w:vertAlign w:val="superscript"/>
@@ -12277,6 +12004,7 @@
   <w:style w:type="paragraph" w:styleId="23">
     <w:name w:val="header"/>
     <w:basedOn w:val="1"/>
+    <w:qFormat/>
     <w:uiPriority w:val="0"/>
     <w:pPr>
       <w:tabs>
@@ -12297,6 +12025,7 @@
   </w:style>
   <w:style w:type="paragraph" w:styleId="25">
     <w:name w:val="Normal (Web)"/>
+    <w:qFormat/>
     <w:uiPriority w:val="0"/>
     <w:pPr>
       <w:spacing w:before="0" w:beforeAutospacing="1" w:after="0" w:afterAutospacing="1"/>
@@ -12304,6 +12033,7 @@
       <w:jc w:val="left"/>
     </w:pPr>
     <w:rPr>
+      <w:rFonts w:ascii="Times New Roman" w:hAnsi="Times New Roman" w:eastAsia="SimSun" w:cs="Times New Roman"/>
       <w:kern w:val="0"/>
       <w:sz w:val="24"/>
       <w:szCs w:val="24"/>
@@ -12477,6 +12207,7 @@
     <w:next w:val="1"/>
     <w:autoRedefine/>
     <w:semiHidden/>
+    <w:qFormat/>
     <w:uiPriority w:val="0"/>
     <w:pPr>
       <w:ind w:left="1600"/>
@@ -12824,4 +12555,23 @@
   </a:themeElements>
   <a:objectDefaults/>
 </a:theme>
+</file>
+
+<file path=customXml/item1.xml><?xml version="1.0" encoding="utf-8"?>
+<s:customData xmlns="http://www.wps.cn/officeDocument/2013/wpsCustomData" xmlns:s="http://www.wps.cn/officeDocument/2013/wpsCustomData">
+  <customSectProps>
+    <customSectPr/>
+  </customSectProps>
+  <customShpExts>
+    <customShpInfo spid="_x0000_s1026" textRotate="1"/>
+  </customShpExts>
+</s:customData>
+</file>
+
+<file path=customXml/itemProps1.xml><?xml version="1.0" encoding="utf-8"?>
+<ds:datastoreItem xmlns:ds="http://schemas.openxmlformats.org/officeDocument/2006/customXml" ds:itemID="{B1977F7D-205B-4081-913C-38D41E755F92}">
+  <ds:schemaRefs>
+    <ds:schemaRef ds:uri="http://www.wps.cn/officeDocument/2013/wpsCustomData"/>
+  </ds:schemaRefs>
+</ds:datastoreItem>
 </file>